--- a/rapports/2026-06-06/EQ26/EQ26_enq2_v2/DR_061203030008/42-76-73-70.docx
+++ b/rapports/2026-06-06/EQ26/EQ26_enq2_v2/DR_061203030008/42-76-73-70.docx
@@ -297,7 +297,7 @@
           <w:color w:val="1F6FEB"/>
           <w:sz w:val="22"/>
         </w:rPr>
-        <w:t>⚠ INCOHÉRENCES À CORRIGER (214)</w:t>
+        <w:t>⚠ INCOHÉRENCES À CORRIGER (196)</w:t>
       </w:r>
     </w:p>
     <w:tbl>
@@ -994,7 +994,7 @@
                 <w:color w:val="16A34A"/>
                 <w:sz w:val="16"/>
               </w:rPr>
-              <w:t>s01q39</w:t>
+              <w:t>s01q25, s01q30, s04q23, s01q00b, s01q30_decode, s04q23_decode</w:t>
             </w:r>
           </w:p>
         </w:tc>
@@ -1025,7 +1025,7 @@
                 <w:i w:val="0"/>
                 <w:sz w:val="17"/>
               </w:rPr>
-              <w:t>Incoherence! FATOU SOW dispose d'un téléphone portable à s01q39, donc la raison évoquée ne peut pas être (ne dispose pas d'appareil).</w:t>
+              <w:t>Incoherence! BASSIROU DIALLO a declaré que la catégorie socioprofessionnelle de son père est  alors que le père lui-même declare comme catégorie socioprofessionnelle Travailleur pour compte propre au niveau de la section 4b.</w:t>
             </w:r>
           </w:p>
         </w:tc>
@@ -1084,7 +1084,7 @@
                 <w:color w:val="16A34A"/>
                 <w:sz w:val="16"/>
               </w:rPr>
-              <w:t>s01q25, s01q30, s04q23, s01q00b, s01q30_decode, s04q23_decode</w:t>
+              <w:t>s01q32, s01q37, s04q23, s01q00b, s01q37_decode, s04q23_decode</w:t>
             </w:r>
           </w:p>
         </w:tc>
@@ -1115,7 +1115,7 @@
                 <w:i w:val="0"/>
                 <w:sz w:val="17"/>
               </w:rPr>
-              <w:t>Incoherence! BASSIROU DIALLO a declaré que la catégorie socioprofessionnelle de son père est  alors que le père lui-même declare comme catégorie socioprofessionnelle Travailleur pour compte propre au niveau de la section 4b.</w:t>
+              <w:t>Incoherence! BASSIROU DIALLO a declaré que la catégorie socioprofessionnelle de sa mère est  alors que la mère elle-même declare comme catégorie socioprofessionnelle Travailleur pour compte propre au niveau de la section 4b.</w:t>
             </w:r>
           </w:p>
         </w:tc>
@@ -1174,7 +1174,7 @@
                 <w:color w:val="16A34A"/>
                 <w:sz w:val="16"/>
               </w:rPr>
-              <w:t>s01q32, s01q37, s04q23, s01q00b, s01q37_decode, s04q23_decode</w:t>
+              <w:t>s01q39</w:t>
             </w:r>
           </w:p>
         </w:tc>
@@ -1205,7 +1205,7 @@
                 <w:i w:val="0"/>
                 <w:sz w:val="17"/>
               </w:rPr>
-              <w:t>Incoherence! BASSIROU DIALLO a declaré que la catégorie socioprofessionnelle de sa mère est  alors que la mère elle-même declare comme catégorie socioprofessionnelle Travailleur pour compte propre au niveau de la section 4b.</w:t>
+              <w:t>Incoherence! CHEIKH DIALLO dispose d'un téléphone portable à s01q39, donc la raison évoquée ne peut pas être (ne dispose pas d'appareil).</w:t>
             </w:r>
           </w:p>
         </w:tc>
@@ -1264,7 +1264,7 @@
                 <w:color w:val="16A34A"/>
                 <w:sz w:val="16"/>
               </w:rPr>
-              <w:t>s01q39</w:t>
+              <w:t>—</w:t>
             </w:r>
           </w:p>
         </w:tc>
@@ -1295,7 +1295,7 @@
                 <w:i w:val="0"/>
                 <w:sz w:val="17"/>
               </w:rPr>
-              <w:t>Incoherence! CHEIKH DIALLO dispose d'un téléphone portable à s01q39, donc la raison évoquée ne peut pas être (ne dispose pas d'appareil).</w:t>
+              <w:t>Incoherence! CHEIKH DIALLO a declaré que la branche d'activité de sa mère est  alors que la mère elle-même declare comme branche Agriculture, Elevage, Pêche au niveau de la section 4a.</w:t>
             </w:r>
           </w:p>
         </w:tc>
@@ -1354,7 +1354,7 @@
                 <w:color w:val="16A34A"/>
                 <w:sz w:val="16"/>
               </w:rPr>
-              <w:t>—</w:t>
+              <w:t>s01q32, s01q37, s04q23, s01q00b, s01q37_decode, s04q23_decode</w:t>
             </w:r>
           </w:p>
         </w:tc>
@@ -1385,7 +1385,7 @@
                 <w:i w:val="0"/>
                 <w:sz w:val="17"/>
               </w:rPr>
-              <w:t>Incoherence! CHEIKH DIALLO a declaré que la branche d'activité de sa mère est  alors que la mère elle-même declare comme branche Agriculture, Elevage, Pêche au niveau de la section 4a.</w:t>
+              <w:t>Incoherence! CHEIKH DIALLO a declaré que la catégorie socioprofessionnelle de sa mère est  alors que la mère elle-même declare comme catégorie socioprofessionnelle Travailleur familial contribuant à une entreprise familiale au niveau de la section 4a.</w:t>
             </w:r>
           </w:p>
         </w:tc>
@@ -1444,7 +1444,7 @@
                 <w:color w:val="16A34A"/>
                 <w:sz w:val="16"/>
               </w:rPr>
-              <w:t>s01q32, s01q37, s04q23, s01q00b, s01q37_decode, s04q23_decode</w:t>
+              <w:t>—</w:t>
             </w:r>
           </w:p>
         </w:tc>
@@ -1475,7 +1475,7 @@
                 <w:i w:val="0"/>
                 <w:sz w:val="17"/>
               </w:rPr>
-              <w:t>Incoherence! CHEIKH DIALLO a declaré que la catégorie socioprofessionnelle de sa mère est  alors que la mère elle-même declare comme catégorie socioprofessionnelle Travailleur familial contribuant à une entreprise familiale au niveau de la section 4a.</w:t>
+              <w:t>Incoherence! CHEIKH DIALLO a declaré que le secteur institutionnel de sa mère est  alors que la mère elle-même declare comme secteur institutionnel Entreprise individuelle au niveau de la section 4a.</w:t>
             </w:r>
           </w:p>
         </w:tc>
@@ -1565,7 +1565,7 @@
                 <w:i w:val="0"/>
                 <w:sz w:val="17"/>
               </w:rPr>
-              <w:t>Incoherence! CHEIKH DIALLO a declaré que le secteur institutionnel de sa mère est  alors que la mère elle-même declare comme secteur institutionnel Entreprise individuelle au niveau de la section 4a.</w:t>
+              <w:t>Incoherence!!! CHEIKH DIALLO vous a montré son acte de naissance mais certaines de ses informations (soit jour ou mois ou année ) sur son acte de naissance en 1.03 manquent.</w:t>
             </w:r>
           </w:p>
         </w:tc>
@@ -1655,7 +1655,7 @@
                 <w:i w:val="0"/>
                 <w:sz w:val="17"/>
               </w:rPr>
-              <w:t>Incoherence!!! CHEIKH DIALLO vous a montré son acte de naissance mais certaines de ses informations (soit jour ou mois ou année ) sur son acte de naissance en 1.03 manquent.</w:t>
+              <w:t>Prière de corriger cette incoherence.</w:t>
             </w:r>
           </w:p>
         </w:tc>
@@ -1714,7 +1714,7 @@
                 <w:color w:val="16A34A"/>
                 <w:sz w:val="16"/>
               </w:rPr>
-              <w:t>—</w:t>
+              <w:t>s01q39</w:t>
             </w:r>
           </w:p>
         </w:tc>
@@ -1745,7 +1745,7 @@
                 <w:i w:val="0"/>
                 <w:sz w:val="17"/>
               </w:rPr>
-              <w:t>Prière de corriger cette incoherence.</w:t>
+              <w:t>Incoherence! DAOUDA DIALLO dispose d'un téléphone portable à s01q39, donc la raison évoquée ne peut pas être (ne dispose pas d'appareil).</w:t>
             </w:r>
           </w:p>
         </w:tc>
@@ -1804,7 +1804,7 @@
                 <w:color w:val="16A34A"/>
                 <w:sz w:val="16"/>
               </w:rPr>
-              <w:t>s01q39</w:t>
+              <w:t>—</w:t>
             </w:r>
           </w:p>
         </w:tc>
@@ -1835,7 +1835,7 @@
                 <w:i w:val="0"/>
                 <w:sz w:val="17"/>
               </w:rPr>
-              <w:t>Incoherence! DAOUDA DIALLO dispose d'un téléphone portable à s01q39, donc la raison évoquée ne peut pas être (ne dispose pas d'appareil).</w:t>
+              <w:t>Incoherence! DAOUDA DIALLO a declaré que la branche d'activité de sa mère est  alors que la mère elle-même declare comme branche Agriculture, Elevage, Pêche au niveau de la section 4a.</w:t>
             </w:r>
           </w:p>
         </w:tc>
@@ -1894,7 +1894,7 @@
                 <w:color w:val="16A34A"/>
                 <w:sz w:val="16"/>
               </w:rPr>
-              <w:t>—</w:t>
+              <w:t>s01q32, s01q37, s04q23, s01q00b, s01q37_decode, s04q23_decode</w:t>
             </w:r>
           </w:p>
         </w:tc>
@@ -1925,7 +1925,7 @@
                 <w:i w:val="0"/>
                 <w:sz w:val="17"/>
               </w:rPr>
-              <w:t>Incoherence! DAOUDA DIALLO a declaré que la branche d'activité de sa mère est  alors que la mère elle-même declare comme branche Agriculture, Elevage, Pêche au niveau de la section 4a.</w:t>
+              <w:t>Incoherence! DAOUDA DIALLO a declaré que la catégorie socioprofessionnelle de sa mère est  alors que la mère elle-même declare comme catégorie socioprofessionnelle Travailleur familial contribuant à une entreprise familiale au niveau de la section 4a.</w:t>
             </w:r>
           </w:p>
         </w:tc>
@@ -1984,7 +1984,7 @@
                 <w:color w:val="16A34A"/>
                 <w:sz w:val="16"/>
               </w:rPr>
-              <w:t>s01q32, s01q37, s04q23, s01q00b, s01q37_decode, s04q23_decode</w:t>
+              <w:t>—</w:t>
             </w:r>
           </w:p>
         </w:tc>
@@ -2015,7 +2015,7 @@
                 <w:i w:val="0"/>
                 <w:sz w:val="17"/>
               </w:rPr>
-              <w:t>Incoherence! DAOUDA DIALLO a declaré que la catégorie socioprofessionnelle de sa mère est  alors que la mère elle-même declare comme catégorie socioprofessionnelle Travailleur familial contribuant à une entreprise familiale au niveau de la section 4a.</w:t>
+              <w:t>Incoherence! DAOUDA DIALLO a declaré que le secteur institutionnel de sa mère est  alors que la mère elle-même declare comme secteur institutionnel Entreprise individuelle au niveau de la section 4a.</w:t>
             </w:r>
           </w:p>
         </w:tc>
@@ -2074,7 +2074,7 @@
                 <w:color w:val="16A34A"/>
                 <w:sz w:val="16"/>
               </w:rPr>
-              <w:t>—</w:t>
+              <w:t>s01q39</w:t>
             </w:r>
           </w:p>
         </w:tc>
@@ -2105,7 +2105,7 @@
                 <w:i w:val="0"/>
                 <w:sz w:val="17"/>
               </w:rPr>
-              <w:t>Incoherence! DAOUDA DIALLO a declaré que le secteur institutionnel de sa mère est  alors que la mère elle-même declare comme secteur institutionnel Entreprise individuelle au niveau de la section 4a.</w:t>
+              <w:t>Incoherence! DIOULDE DIALLO dispose d'un téléphone portable à s01q39, donc la raison évoquée ne peut pas être (ne dispose pas d'appareil).</w:t>
             </w:r>
           </w:p>
         </w:tc>
@@ -2164,7 +2164,7 @@
                 <w:color w:val="16A34A"/>
                 <w:sz w:val="16"/>
               </w:rPr>
-              <w:t>s01q39</w:t>
+              <w:t>—</w:t>
             </w:r>
           </w:p>
         </w:tc>
@@ -2195,7 +2195,7 @@
                 <w:i w:val="0"/>
                 <w:sz w:val="17"/>
               </w:rPr>
-              <w:t>Incoherence! DIOULDE DIALLO dispose d'un téléphone portable à s01q39, donc la raison évoquée ne peut pas être (ne dispose pas d'appareil).</w:t>
+              <w:t>Incoherence! DIOULDE DIALLO a declaré que la branche d'activité de sa mère est  alors que la mère elle-même declare comme branche Agriculture, Elevage, Pêche au niveau de la section 4a.</w:t>
             </w:r>
           </w:p>
         </w:tc>
@@ -2254,7 +2254,7 @@
                 <w:color w:val="16A34A"/>
                 <w:sz w:val="16"/>
               </w:rPr>
-              <w:t>—</w:t>
+              <w:t>s01q32, s01q37, s04q23, s01q00b, s01q37_decode, s04q23_decode</w:t>
             </w:r>
           </w:p>
         </w:tc>
@@ -2285,7 +2285,7 @@
                 <w:i w:val="0"/>
                 <w:sz w:val="17"/>
               </w:rPr>
-              <w:t>Incoherence! DIOULDE DIALLO a declaré que la branche d'activité de sa mère est  alors que la mère elle-même declare comme branche Agriculture, Elevage, Pêche au niveau de la section 4a.</w:t>
+              <w:t>Incoherence! DIOULDE DIALLO a declaré que la catégorie socioprofessionnelle de sa mère est  alors que la mère elle-même declare comme catégorie socioprofessionnelle Travailleur familial contribuant à une entreprise familiale au niveau de la section 4a.</w:t>
             </w:r>
           </w:p>
         </w:tc>
@@ -2344,7 +2344,7 @@
                 <w:color w:val="16A34A"/>
                 <w:sz w:val="16"/>
               </w:rPr>
-              <w:t>s01q32, s01q37, s04q23, s01q00b, s01q37_decode, s04q23_decode</w:t>
+              <w:t>—</w:t>
             </w:r>
           </w:p>
         </w:tc>
@@ -2375,7 +2375,7 @@
                 <w:i w:val="0"/>
                 <w:sz w:val="17"/>
               </w:rPr>
-              <w:t>Incoherence! DIOULDE DIALLO a declaré que la catégorie socioprofessionnelle de sa mère est  alors que la mère elle-même declare comme catégorie socioprofessionnelle Travailleur familial contribuant à une entreprise familiale au niveau de la section 4a.</w:t>
+              <w:t>Incoherence! DIOULDE DIALLO a declaré que le secteur institutionnel de sa mère est  alors que la mère elle-même declare comme secteur institutionnel Entreprise individuelle au niveau de la section 4a.</w:t>
             </w:r>
           </w:p>
         </w:tc>
@@ -2434,7 +2434,7 @@
                 <w:color w:val="16A34A"/>
                 <w:sz w:val="16"/>
               </w:rPr>
-              <w:t>—</w:t>
+              <w:t>s01q25, s01q30, s04q23, s01q00b, s01q30_decode, s04q23_decode</w:t>
             </w:r>
           </w:p>
         </w:tc>
@@ -2465,7 +2465,7 @@
                 <w:i w:val="0"/>
                 <w:sz w:val="17"/>
               </w:rPr>
-              <w:t>Incoherence! DIOULDE DIALLO a declaré que le secteur institutionnel de sa mère est  alors que la mère elle-même declare comme secteur institutionnel Entreprise individuelle au niveau de la section 4a.</w:t>
+              <w:t>Incoherence! ELIMANE DIALLO a declaré que la catégorie socioprofessionnelle de son père est  alors que le père lui-même declare comme catégorie socioprofessionnelle Travailleur pour compte propre au niveau de la section 4b.</w:t>
             </w:r>
           </w:p>
         </w:tc>
@@ -2524,7 +2524,7 @@
                 <w:color w:val="16A34A"/>
                 <w:sz w:val="16"/>
               </w:rPr>
-              <w:t>s01q25, s01q30, s04q23, s01q00b, s01q30_decode, s04q23_decode</w:t>
+              <w:t>s01q32, s01q37, s04q23, s01q00b, s01q37_decode, s04q23_decode</w:t>
             </w:r>
           </w:p>
         </w:tc>
@@ -2555,7 +2555,7 @@
                 <w:i w:val="0"/>
                 <w:sz w:val="17"/>
               </w:rPr>
-              <w:t>Incoherence! ELIMANE DIALLO a declaré que la catégorie socioprofessionnelle de son père est  alors que le père lui-même declare comme catégorie socioprofessionnelle Travailleur pour compte propre au niveau de la section 4b.</w:t>
+              <w:t>Incoherence! ELIMANE DIALLO a declaré que la catégorie socioprofessionnelle de sa mère est  alors que la mère elle-même declare comme catégorie socioprofessionnelle Travailleur pour compte propre au niveau de la section 4b.</w:t>
             </w:r>
           </w:p>
         </w:tc>
@@ -2614,7 +2614,7 @@
                 <w:color w:val="16A34A"/>
                 <w:sz w:val="16"/>
               </w:rPr>
-              <w:t>s01q32, s01q37, s04q23, s01q00b, s01q37_decode, s04q23_decode</w:t>
+              <w:t>s01q39</w:t>
             </w:r>
           </w:p>
         </w:tc>
@@ -2645,7 +2645,7 @@
                 <w:i w:val="0"/>
                 <w:sz w:val="17"/>
               </w:rPr>
-              <w:t>Incoherence! ELIMANE DIALLO a declaré que la catégorie socioprofessionnelle de sa mère est  alors que la mère elle-même declare comme catégorie socioprofessionnelle Travailleur pour compte propre au niveau de la section 4b.</w:t>
+              <w:t>Incoherence! FATOU SOW dispose d'un téléphone portable à s01q39, donc la raison évoquée ne peut pas être (ne dispose pas d'appareil).</w:t>
             </w:r>
           </w:p>
         </w:tc>
@@ -3514,7 +3514,7 @@
                 <w:color w:val="16A34A"/>
                 <w:sz w:val="16"/>
               </w:rPr>
-              <w:t>—</w:t>
+              <w:t>s02q33, s01q00b</w:t>
             </w:r>
           </w:p>
         </w:tc>
@@ -3545,7 +3545,7 @@
                 <w:i w:val="0"/>
                 <w:sz w:val="17"/>
               </w:rPr>
-              <w:t>Incohérence!!! seulement les écoles privées paient les frais de scolarité (y compris les frais d'inscription).</w:t>
+              <w:t>Incoherent!!! La dernière fois que ABLAYE DIALLO a  fréquenté l'école est 9999.</w:t>
             </w:r>
           </w:p>
         </w:tc>
@@ -3604,7 +3604,7 @@
                 <w:color w:val="16A34A"/>
                 <w:sz w:val="16"/>
               </w:rPr>
-              <w:t>s01q32, s01q36, s01q38, s04q37_modif, s02q33, s02q34, s01q00b</w:t>
+              <w:t>—</w:t>
             </w:r>
           </w:p>
         </w:tc>
@@ -3635,7 +3635,7 @@
                 <w:i w:val="0"/>
                 <w:sz w:val="17"/>
               </w:rPr>
-              <w:t>Peu probable!!! Vu l'âge (13 ans) de FATOU BA ou l'année à laquelle FATOU BA a fréquenté l'école pour la dernière fois (.) le dernier diplome de FATOU BA ne peut être le Certificat d'études primaires (CEP), prière de corriger cette incohérence ou confirmer avec le QG.</w:t>
+              <w:t>Incohérent!! Le niveau d'instruction déclaré par l'un des enfants () au niveau de la section 1 de CHEIKH DIALLO diffère de celui donné par CHEIKH DIALLO lui-même qui affirme ne pas avoir frequenté l'école formelle.</w:t>
             </w:r>
           </w:p>
         </w:tc>
@@ -3694,7 +3694,7 @@
                 <w:color w:val="16A34A"/>
                 <w:sz w:val="16"/>
               </w:rPr>
-              <w:t>s02q33, s01q00b</w:t>
+              <w:t>—</w:t>
             </w:r>
           </w:p>
         </w:tc>
@@ -3725,7 +3725,7 @@
                 <w:i w:val="0"/>
                 <w:sz w:val="17"/>
               </w:rPr>
-              <w:t>Incoherent!!! La dernière fois que ABLAYE DIALLO a  fréquenté l'école est 9999.</w:t>
+              <w:t>Incohérent!! Le niveau d'instruction déclaré par l'un des enfants () au niveau de la section 1 de DAOUDA DIALLO diffère de celui donné par DAOUDA DIALLO lui-même qui affirme ne pas avoir frequenté l'école formelle.</w:t>
             </w:r>
           </w:p>
         </w:tc>
@@ -3815,7 +3815,7 @@
                 <w:i w:val="0"/>
                 <w:sz w:val="17"/>
               </w:rPr>
-              <w:t>Incohérent!! Le niveau d'instruction déclaré par l'un des enfants () au niveau de la section 1 de CHEIKH DIALLO diffère de celui donné par CHEIKH DIALLO lui-même qui affirme ne pas avoir frequenté l'école formelle.</w:t>
+              <w:t>Incohérent!! Le niveau d'instruction déclaré par l'un des enfants () au niveau de la section 1 de DIOUMA SOW diffère de celui donné par DIOUMA SOW lui-même qui affirme ne pas avoir frequenté l'école formelle.</w:t>
             </w:r>
           </w:p>
         </w:tc>
@@ -3905,7 +3905,7 @@
                 <w:i w:val="0"/>
                 <w:sz w:val="17"/>
               </w:rPr>
-              <w:t>Incohérent!! Le niveau d'instruction déclaré par l'un des enfants () au niveau de la section 1 de DAOUDA DIALLO diffère de celui donné par DAOUDA DIALLO lui-même qui affirme ne pas avoir frequenté l'école formelle.</w:t>
+              <w:t>Incohérent!! Le niveau d'instruction déclaré par l'un des enfants () au niveau de la section 1 de FATOU SOW diffère de celui donné par FATOU SOW lui-même qui affirme ne pas avoir frequenté l'école formelle.</w:t>
             </w:r>
           </w:p>
         </w:tc>
@@ -3995,7 +3995,7 @@
                 <w:i w:val="0"/>
                 <w:sz w:val="17"/>
               </w:rPr>
-              <w:t>Incohérent!! Le niveau d'instruction déclaré par l'un des enfants () au niveau de la section 1 de DIOUMA SOW diffère de celui donné par DIOUMA SOW lui-même qui affirme ne pas avoir frequenté l'école formelle.</w:t>
+              <w:t>Incohérent!! Le niveau d'instruction déclaré par l'un des enfants () au niveau de la section 1 de KHADY DIALLO diffère de celui donné par KHADY DIALLO lui-même qui affirme ne pas avoir frequenté l'école formelle.</w:t>
             </w:r>
           </w:p>
         </w:tc>
@@ -4054,7 +4054,7 @@
                 <w:color w:val="16A34A"/>
                 <w:sz w:val="16"/>
               </w:rPr>
-              <w:t>—</w:t>
+              <w:t>s01q32, s01q36, s01q38, s04q37_modif, s02q33, s02q34, s01q00b</w:t>
             </w:r>
           </w:p>
         </w:tc>
@@ -4085,7 +4085,7 @@
                 <w:i w:val="0"/>
                 <w:sz w:val="17"/>
               </w:rPr>
-              <w:t>Incohérent!! Le niveau d'instruction déclaré par l'un des enfants () au niveau de la section 1 de FATOU SOW diffère de celui donné par FATOU SOW lui-même qui affirme ne pas avoir frequenté l'école formelle.</w:t>
+              <w:t>Peu probable!!! Vu l'âge (13 ans) de FATOU BA ou l'année à laquelle FATOU BA a fréquenté l'école pour la dernière fois (.) le dernier diplome de FATOU BA ne peut être le Certificat d'études primaires (CEP), prière de corriger cette incohérence ou confirmer avec le QG.</w:t>
             </w:r>
           </w:p>
         </w:tc>
@@ -4118,6 +4118,1896 @@
                 <w:i w:val="0"/>
                 <w:sz w:val="16"/>
               </w:rPr>
+              <w:t>S11</w:t>
+              <w:br/>
+            </w:r>
+            <w:r>
+              <w:rPr>
+                <w:b w:val="0"/>
+                <w:i w:val="0"/>
+                <w:color w:val="64748B"/>
+                <w:sz w:val="14"/>
+              </w:rPr>
+              <w:t>Logement / cadre de vie</w:t>
+            </w:r>
+          </w:p>
+        </w:tc>
+        <w:tc>
+          <w:tcPr>
+            <w:tcW w:type="dxa" w:w="1531"/>
+          </w:tcPr>
+          <w:p>
+            <w:r>
+              <w:rPr>
+                <w:b/>
+                <w:i w:val="0"/>
+                <w:color w:val="16A34A"/>
+                <w:sz w:val="16"/>
+              </w:rPr>
+              <w:t>—</w:t>
+            </w:r>
+          </w:p>
+        </w:tc>
+        <w:tc>
+          <w:tcPr>
+            <w:tcW w:type="dxa" w:w="1191"/>
+          </w:tcPr>
+          <w:p>
+            <w:r>
+              <w:rPr>
+                <w:b w:val="0"/>
+                <w:i w:val="0"/>
+                <w:color w:val="64748B"/>
+                <w:sz w:val="16"/>
+              </w:rPr>
+              <w:t>GT-CQ</w:t>
+            </w:r>
+          </w:p>
+        </w:tc>
+        <w:tc>
+          <w:tcPr>
+            <w:tcW w:type="dxa" w:w="4706"/>
+          </w:tcPr>
+          <w:p>
+            <w:r>
+              <w:rPr>
+                <w:b w:val="0"/>
+                <w:i w:val="0"/>
+                <w:sz w:val="17"/>
+              </w:rPr>
+              <w:t>Incoherence!! Le ménage a depensé .</w:t>
+            </w:r>
+          </w:p>
+        </w:tc>
+      </w:tr>
+      <w:tr>
+        <w:tc>
+          <w:tcPr>
+            <w:tcW w:type="dxa" w:w="964"/>
+          </w:tcPr>
+          <w:p>
+            <w:r>
+              <w:rPr>
+                <w:b/>
+                <w:i w:val="0"/>
+                <w:color w:val="DC2626"/>
+                <w:sz w:val="16"/>
+              </w:rPr>
+              <w:t>Haute</w:t>
+            </w:r>
+          </w:p>
+        </w:tc>
+        <w:tc>
+          <w:tcPr>
+            <w:tcW w:type="dxa" w:w="1247"/>
+          </w:tcPr>
+          <w:p>
+            <w:r>
+              <w:rPr>
+                <w:b/>
+                <w:i w:val="0"/>
+                <w:sz w:val="16"/>
+              </w:rPr>
+              <w:t>S11</w:t>
+              <w:br/>
+            </w:r>
+            <w:r>
+              <w:rPr>
+                <w:b w:val="0"/>
+                <w:i w:val="0"/>
+                <w:color w:val="64748B"/>
+                <w:sz w:val="14"/>
+              </w:rPr>
+              <w:t>Logement / cadre de vie</w:t>
+            </w:r>
+          </w:p>
+        </w:tc>
+        <w:tc>
+          <w:tcPr>
+            <w:tcW w:type="dxa" w:w="1531"/>
+          </w:tcPr>
+          <w:p>
+            <w:r>
+              <w:rPr>
+                <w:b/>
+                <w:i w:val="0"/>
+                <w:color w:val="16A34A"/>
+                <w:sz w:val="16"/>
+              </w:rPr>
+              <w:t>s01q29, s01q31, s04q24, s00q04, s11q21, s09fq03, s09fq011</w:t>
+            </w:r>
+          </w:p>
+        </w:tc>
+        <w:tc>
+          <w:tcPr>
+            <w:tcW w:type="dxa" w:w="1191"/>
+          </w:tcPr>
+          <w:p>
+            <w:r>
+              <w:rPr>
+                <w:b w:val="0"/>
+                <w:i w:val="0"/>
+                <w:color w:val="64748B"/>
+                <w:sz w:val="16"/>
+              </w:rPr>
+              <w:t>GT-CQ</w:t>
+            </w:r>
+          </w:p>
+        </w:tc>
+        <w:tc>
+          <w:tcPr>
+            <w:tcW w:type="dxa" w:w="4706"/>
+          </w:tcPr>
+          <w:p>
+            <w:r>
+              <w:rPr>
+                <w:b w:val="0"/>
+                <w:i w:val="0"/>
+                <w:sz w:val="17"/>
+              </w:rPr>
+              <w:t>FCFA dans Frais de connexion au réseau de distribution d'eau mais dit ne pas être connecté à un réseau d'eau courante, prière de corriger cette incoherence</w:t>
+            </w:r>
+          </w:p>
+        </w:tc>
+      </w:tr>
+      <w:tr>
+        <w:tc>
+          <w:tcPr>
+            <w:tcW w:type="dxa" w:w="964"/>
+          </w:tcPr>
+          <w:p>
+            <w:r>
+              <w:rPr>
+                <w:b/>
+                <w:i w:val="0"/>
+                <w:color w:val="DC2626"/>
+                <w:sz w:val="16"/>
+              </w:rPr>
+              <w:t>Haute</w:t>
+            </w:r>
+          </w:p>
+        </w:tc>
+        <w:tc>
+          <w:tcPr>
+            <w:tcW w:type="dxa" w:w="1247"/>
+          </w:tcPr>
+          <w:p>
+            <w:r>
+              <w:rPr>
+                <w:b/>
+                <w:i w:val="0"/>
+                <w:sz w:val="16"/>
+              </w:rPr>
+              <w:t>S19</w:t>
+              <w:br/>
+            </w:r>
+            <w:r>
+              <w:rPr>
+                <w:b w:val="0"/>
+                <w:i w:val="0"/>
+                <w:color w:val="64748B"/>
+                <w:sz w:val="14"/>
+              </w:rPr>
+              <w:t>Entreprises non agricoles</w:t>
+            </w:r>
+          </w:p>
+        </w:tc>
+        <w:tc>
+          <w:tcPr>
+            <w:tcW w:type="dxa" w:w="1531"/>
+          </w:tcPr>
+          <w:p>
+            <w:r>
+              <w:rPr>
+                <w:b/>
+                <w:i w:val="0"/>
+                <w:color w:val="16A34A"/>
+                <w:sz w:val="16"/>
+              </w:rPr>
+              <w:t>s02q02__1, s02q15, s02q17, s03q16, s04q27, s04q43, s04q63, s05q11</w:t>
+            </w:r>
+          </w:p>
+        </w:tc>
+        <w:tc>
+          <w:tcPr>
+            <w:tcW w:type="dxa" w:w="1191"/>
+          </w:tcPr>
+          <w:p>
+            <w:r>
+              <w:rPr>
+                <w:b w:val="0"/>
+                <w:i w:val="0"/>
+                <w:color w:val="64748B"/>
+                <w:sz w:val="16"/>
+              </w:rPr>
+              <w:t>GT-CQ</w:t>
+            </w:r>
+          </w:p>
+        </w:tc>
+        <w:tc>
+          <w:tcPr>
+            <w:tcW w:type="dxa" w:w="4706"/>
+          </w:tcPr>
+          <w:p>
+            <w:r>
+              <w:rPr>
+                <w:b w:val="0"/>
+                <w:i w:val="0"/>
+                <w:sz w:val="17"/>
+              </w:rPr>
+              <w:t>Incohérence!! Le prix d'achat de Houe asine ne doit pas être égal 0 même si le ménage l'a reçu en cadeau prière de leurs aider à faire une estimation.</w:t>
+            </w:r>
+          </w:p>
+        </w:tc>
+      </w:tr>
+      <w:tr>
+        <w:tc>
+          <w:tcPr>
+            <w:tcW w:type="dxa" w:w="964"/>
+          </w:tcPr>
+          <w:p>
+            <w:r>
+              <w:rPr>
+                <w:b/>
+                <w:i w:val="0"/>
+                <w:color w:val="DC2626"/>
+                <w:sz w:val="16"/>
+              </w:rPr>
+              <w:t>Haute</w:t>
+            </w:r>
+          </w:p>
+        </w:tc>
+        <w:tc>
+          <w:tcPr>
+            <w:tcW w:type="dxa" w:w="1247"/>
+          </w:tcPr>
+          <w:p>
+            <w:r>
+              <w:rPr>
+                <w:b/>
+                <w:i w:val="0"/>
+                <w:sz w:val="16"/>
+              </w:rPr>
+              <w:t>S19</w:t>
+              <w:br/>
+            </w:r>
+            <w:r>
+              <w:rPr>
+                <w:b w:val="0"/>
+                <w:i w:val="0"/>
+                <w:color w:val="64748B"/>
+                <w:sz w:val="14"/>
+              </w:rPr>
+              <w:t>Entreprises non agricoles</w:t>
+            </w:r>
+          </w:p>
+        </w:tc>
+        <w:tc>
+          <w:tcPr>
+            <w:tcW w:type="dxa" w:w="1531"/>
+          </w:tcPr>
+          <w:p>
+            <w:r>
+              <w:rPr>
+                <w:b/>
+                <w:i w:val="0"/>
+                <w:color w:val="16A34A"/>
+                <w:sz w:val="16"/>
+              </w:rPr>
+              <w:t>s02q02__1, s02q15, s02q17, s03q16, s04q27, s04q43, s04q63, s05q11</w:t>
+            </w:r>
+          </w:p>
+        </w:tc>
+        <w:tc>
+          <w:tcPr>
+            <w:tcW w:type="dxa" w:w="1191"/>
+          </w:tcPr>
+          <w:p>
+            <w:r>
+              <w:rPr>
+                <w:b w:val="0"/>
+                <w:i w:val="0"/>
+                <w:color w:val="64748B"/>
+                <w:sz w:val="16"/>
+              </w:rPr>
+              <w:t>GT-CQ</w:t>
+            </w:r>
+          </w:p>
+        </w:tc>
+        <w:tc>
+          <w:tcPr>
+            <w:tcW w:type="dxa" w:w="4706"/>
+          </w:tcPr>
+          <w:p>
+            <w:r>
+              <w:rPr>
+                <w:b w:val="0"/>
+                <w:i w:val="0"/>
+                <w:sz w:val="17"/>
+              </w:rPr>
+              <w:t>Incohérence!! Le prix d'achat de Semoir ne doit pas être égal 0 même si le ménage l'a reçu en cadeau prière de leurs aider à faire une estimation.</w:t>
+            </w:r>
+          </w:p>
+        </w:tc>
+      </w:tr>
+      <w:tr>
+        <w:tc>
+          <w:tcPr>
+            <w:tcW w:type="dxa" w:w="964"/>
+          </w:tcPr>
+          <w:p>
+            <w:r>
+              <w:rPr>
+                <w:b/>
+                <w:i w:val="0"/>
+                <w:color w:val="DC2626"/>
+                <w:sz w:val="16"/>
+              </w:rPr>
+              <w:t>Haute</w:t>
+            </w:r>
+          </w:p>
+        </w:tc>
+        <w:tc>
+          <w:tcPr>
+            <w:tcW w:type="dxa" w:w="1247"/>
+          </w:tcPr>
+          <w:p>
+            <w:r>
+              <w:rPr>
+                <w:b/>
+                <w:i w:val="0"/>
+                <w:sz w:val="16"/>
+              </w:rPr>
+              <w:t>S19</w:t>
+              <w:br/>
+            </w:r>
+            <w:r>
+              <w:rPr>
+                <w:b w:val="0"/>
+                <w:i w:val="0"/>
+                <w:color w:val="64748B"/>
+                <w:sz w:val="14"/>
+              </w:rPr>
+              <w:t>Entreprises non agricoles</w:t>
+            </w:r>
+          </w:p>
+        </w:tc>
+        <w:tc>
+          <w:tcPr>
+            <w:tcW w:type="dxa" w:w="1531"/>
+          </w:tcPr>
+          <w:p>
+            <w:r>
+              <w:rPr>
+                <w:b/>
+                <w:i w:val="0"/>
+                <w:color w:val="16A34A"/>
+                <w:sz w:val="16"/>
+              </w:rPr>
+              <w:t>s02q02__1, s02q15, s02q17, s03q16, s04q27, s04q43, s04q63, s05q11</w:t>
+            </w:r>
+          </w:p>
+        </w:tc>
+        <w:tc>
+          <w:tcPr>
+            <w:tcW w:type="dxa" w:w="1191"/>
+          </w:tcPr>
+          <w:p>
+            <w:r>
+              <w:rPr>
+                <w:b w:val="0"/>
+                <w:i w:val="0"/>
+                <w:color w:val="64748B"/>
+                <w:sz w:val="16"/>
+              </w:rPr>
+              <w:t>GT-CQ</w:t>
+            </w:r>
+          </w:p>
+        </w:tc>
+        <w:tc>
+          <w:tcPr>
+            <w:tcW w:type="dxa" w:w="4706"/>
+          </w:tcPr>
+          <w:p>
+            <w:r>
+              <w:rPr>
+                <w:b w:val="0"/>
+                <w:i w:val="0"/>
+                <w:sz w:val="17"/>
+              </w:rPr>
+              <w:t>Incohérence!! Le prix d'achat de Animaux de labour ne doit pas être égal 0 même si le ménage l'a reçu en cadeau prière de leurs aider à faire une estimation.</w:t>
+            </w:r>
+          </w:p>
+        </w:tc>
+      </w:tr>
+      <w:tr>
+        <w:tc>
+          <w:tcPr>
+            <w:tcW w:type="dxa" w:w="964"/>
+          </w:tcPr>
+          <w:p>
+            <w:r>
+              <w:rPr>
+                <w:b/>
+                <w:i w:val="0"/>
+                <w:color w:val="EA580C"/>
+                <w:sz w:val="16"/>
+              </w:rPr>
+              <w:t>Moyenne</w:t>
+            </w:r>
+          </w:p>
+        </w:tc>
+        <w:tc>
+          <w:tcPr>
+            <w:tcW w:type="dxa" w:w="1247"/>
+          </w:tcPr>
+          <w:p>
+            <w:r>
+              <w:rPr>
+                <w:b/>
+                <w:i w:val="0"/>
+                <w:sz w:val="16"/>
+              </w:rPr>
+              <w:t>S00</w:t>
+              <w:br/>
+            </w:r>
+            <w:r>
+              <w:rPr>
+                <w:b w:val="0"/>
+                <w:i w:val="0"/>
+                <w:color w:val="64748B"/>
+                <w:sz w:val="14"/>
+              </w:rPr>
+              <w:t>Identification</w:t>
+            </w:r>
+          </w:p>
+        </w:tc>
+        <w:tc>
+          <w:tcPr>
+            <w:tcW w:type="dxa" w:w="1531"/>
+          </w:tcPr>
+          <w:p>
+            <w:r>
+              <w:rPr>
+                <w:b/>
+                <w:i w:val="0"/>
+                <w:color w:val="16A34A"/>
+                <w:sz w:val="16"/>
+              </w:rPr>
+              <w:t>s00q27</w:t>
+            </w:r>
+          </w:p>
+        </w:tc>
+        <w:tc>
+          <w:tcPr>
+            <w:tcW w:type="dxa" w:w="1191"/>
+          </w:tcPr>
+          <w:p>
+            <w:r>
+              <w:rPr>
+                <w:b w:val="0"/>
+                <w:i w:val="0"/>
+                <w:color w:val="64748B"/>
+                <w:sz w:val="16"/>
+              </w:rPr>
+              <w:t>GT-CQ</w:t>
+            </w:r>
+          </w:p>
+        </w:tc>
+        <w:tc>
+          <w:tcPr>
+            <w:tcW w:type="dxa" w:w="4706"/>
+          </w:tcPr>
+          <w:p>
+            <w:r>
+              <w:rPr>
+                <w:b w:val="0"/>
+                <w:i w:val="0"/>
+                <w:sz w:val="17"/>
+              </w:rPr>
+              <w:t>Le questionnaire semble ne pas être complètement fini mais le questionnaire est en statut complet, prière de compléter le questionnaire.</w:t>
+            </w:r>
+          </w:p>
+        </w:tc>
+      </w:tr>
+      <w:tr>
+        <w:tc>
+          <w:tcPr>
+            <w:tcW w:type="dxa" w:w="964"/>
+          </w:tcPr>
+          <w:p>
+            <w:r>
+              <w:rPr>
+                <w:b/>
+                <w:i w:val="0"/>
+                <w:color w:val="EA580C"/>
+                <w:sz w:val="16"/>
+              </w:rPr>
+              <w:t>Moyenne</w:t>
+            </w:r>
+          </w:p>
+        </w:tc>
+        <w:tc>
+          <w:tcPr>
+            <w:tcW w:type="dxa" w:w="1247"/>
+          </w:tcPr>
+          <w:p>
+            <w:r>
+              <w:rPr>
+                <w:b/>
+                <w:i w:val="0"/>
+                <w:sz w:val="16"/>
+              </w:rPr>
+              <w:t>S00</w:t>
+              <w:br/>
+            </w:r>
+            <w:r>
+              <w:rPr>
+                <w:b w:val="0"/>
+                <w:i w:val="0"/>
+                <w:color w:val="64748B"/>
+                <w:sz w:val="14"/>
+              </w:rPr>
+              <w:t>Identification</w:t>
+            </w:r>
+          </w:p>
+        </w:tc>
+        <w:tc>
+          <w:tcPr>
+            <w:tcW w:type="dxa" w:w="1531"/>
+          </w:tcPr>
+          <w:p>
+            <w:r>
+              <w:rPr>
+                <w:b/>
+                <w:i w:val="0"/>
+                <w:color w:val="16A34A"/>
+                <w:sz w:val="16"/>
+              </w:rPr>
+              <w:t>—</w:t>
+            </w:r>
+          </w:p>
+        </w:tc>
+        <w:tc>
+          <w:tcPr>
+            <w:tcW w:type="dxa" w:w="1191"/>
+          </w:tcPr>
+          <w:p>
+            <w:r>
+              <w:rPr>
+                <w:b w:val="0"/>
+                <w:i w:val="0"/>
+                <w:color w:val="64748B"/>
+                <w:sz w:val="16"/>
+              </w:rPr>
+              <w:t>GT-CQ</w:t>
+            </w:r>
+          </w:p>
+        </w:tc>
+        <w:tc>
+          <w:tcPr>
+            <w:tcW w:type="dxa" w:w="4706"/>
+          </w:tcPr>
+          <w:p>
+            <w:r>
+              <w:rPr>
+                <w:b w:val="0"/>
+                <w:i w:val="0"/>
+                <w:sz w:val="17"/>
+              </w:rPr>
+              <w:t>L'adresse ou la localisation du ménage doit être bien renseignée, ne doit pas contenir des numéros de téléphone et elle semble courte pour être une adresse.</w:t>
+            </w:r>
+          </w:p>
+        </w:tc>
+      </w:tr>
+      <w:tr>
+        <w:tc>
+          <w:tcPr>
+            <w:tcW w:type="dxa" w:w="964"/>
+          </w:tcPr>
+          <w:p>
+            <w:r>
+              <w:rPr>
+                <w:b/>
+                <w:i w:val="0"/>
+                <w:color w:val="EA580C"/>
+                <w:sz w:val="16"/>
+              </w:rPr>
+              <w:t>Moyenne</w:t>
+            </w:r>
+          </w:p>
+        </w:tc>
+        <w:tc>
+          <w:tcPr>
+            <w:tcW w:type="dxa" w:w="1247"/>
+          </w:tcPr>
+          <w:p>
+            <w:r>
+              <w:rPr>
+                <w:b/>
+                <w:i w:val="0"/>
+                <w:sz w:val="16"/>
+              </w:rPr>
+              <w:t>S00</w:t>
+              <w:br/>
+            </w:r>
+            <w:r>
+              <w:rPr>
+                <w:b w:val="0"/>
+                <w:i w:val="0"/>
+                <w:color w:val="64748B"/>
+                <w:sz w:val="14"/>
+              </w:rPr>
+              <w:t>Identification</w:t>
+            </w:r>
+          </w:p>
+        </w:tc>
+        <w:tc>
+          <w:tcPr>
+            <w:tcW w:type="dxa" w:w="1531"/>
+          </w:tcPr>
+          <w:p>
+            <w:r>
+              <w:rPr>
+                <w:b/>
+                <w:i w:val="0"/>
+                <w:color w:val="16A34A"/>
+                <w:sz w:val="16"/>
+              </w:rPr>
+              <w:t>—</w:t>
+            </w:r>
+          </w:p>
+        </w:tc>
+        <w:tc>
+          <w:tcPr>
+            <w:tcW w:type="dxa" w:w="1191"/>
+          </w:tcPr>
+          <w:p>
+            <w:r>
+              <w:rPr>
+                <w:b w:val="0"/>
+                <w:i w:val="0"/>
+                <w:color w:val="64748B"/>
+                <w:sz w:val="16"/>
+              </w:rPr>
+              <w:t>GT-CQ</w:t>
+            </w:r>
+          </w:p>
+        </w:tc>
+        <w:tc>
+          <w:tcPr>
+            <w:tcW w:type="dxa" w:w="4706"/>
+          </w:tcPr>
+          <w:p>
+            <w:r>
+              <w:rPr>
+                <w:b w:val="0"/>
+                <w:i w:val="0"/>
+                <w:sz w:val="17"/>
+              </w:rPr>
+              <w:t>Prière de renseigner la bonne adresse.</w:t>
+            </w:r>
+          </w:p>
+        </w:tc>
+      </w:tr>
+      <w:tr>
+        <w:tc>
+          <w:tcPr>
+            <w:tcW w:type="dxa" w:w="964"/>
+          </w:tcPr>
+          <w:p>
+            <w:r>
+              <w:rPr>
+                <w:b/>
+                <w:i w:val="0"/>
+                <w:color w:val="EA580C"/>
+                <w:sz w:val="16"/>
+              </w:rPr>
+              <w:t>Moyenne</w:t>
+            </w:r>
+          </w:p>
+        </w:tc>
+        <w:tc>
+          <w:tcPr>
+            <w:tcW w:type="dxa" w:w="1247"/>
+          </w:tcPr>
+          <w:p>
+            <w:r>
+              <w:rPr>
+                <w:b/>
+                <w:i w:val="0"/>
+                <w:sz w:val="16"/>
+              </w:rPr>
+              <w:t>S01</w:t>
+              <w:br/>
+            </w:r>
+            <w:r>
+              <w:rPr>
+                <w:b w:val="0"/>
+                <w:i w:val="0"/>
+                <w:color w:val="64748B"/>
+                <w:sz w:val="14"/>
+              </w:rPr>
+              <w:t>Démographie</w:t>
+            </w:r>
+          </w:p>
+        </w:tc>
+        <w:tc>
+          <w:tcPr>
+            <w:tcW w:type="dxa" w:w="1531"/>
+          </w:tcPr>
+          <w:p>
+            <w:r>
+              <w:rPr>
+                <w:b/>
+                <w:i w:val="0"/>
+                <w:color w:val="16A34A"/>
+                <w:sz w:val="16"/>
+              </w:rPr>
+              <w:t>—</w:t>
+            </w:r>
+          </w:p>
+        </w:tc>
+        <w:tc>
+          <w:tcPr>
+            <w:tcW w:type="dxa" w:w="1191"/>
+          </w:tcPr>
+          <w:p>
+            <w:r>
+              <w:rPr>
+                <w:b w:val="0"/>
+                <w:i w:val="0"/>
+                <w:color w:val="64748B"/>
+                <w:sz w:val="16"/>
+              </w:rPr>
+              <w:t>GT-CQ</w:t>
+            </w:r>
+          </w:p>
+        </w:tc>
+        <w:tc>
+          <w:tcPr>
+            <w:tcW w:type="dxa" w:w="4706"/>
+          </w:tcPr>
+          <w:p>
+            <w:r>
+              <w:rPr>
+                <w:b w:val="0"/>
+                <w:i w:val="0"/>
+                <w:sz w:val="17"/>
+              </w:rPr>
+              <w:t>Prière de verifier l'information donnée par ABLAYE DIALLO ou corriger au niveau de la section 1.</w:t>
+            </w:r>
+          </w:p>
+        </w:tc>
+      </w:tr>
+      <w:tr>
+        <w:tc>
+          <w:tcPr>
+            <w:tcW w:type="dxa" w:w="964"/>
+          </w:tcPr>
+          <w:p>
+            <w:r>
+              <w:rPr>
+                <w:b/>
+                <w:i w:val="0"/>
+                <w:color w:val="EA580C"/>
+                <w:sz w:val="16"/>
+              </w:rPr>
+              <w:t>Moyenne</w:t>
+            </w:r>
+          </w:p>
+        </w:tc>
+        <w:tc>
+          <w:tcPr>
+            <w:tcW w:type="dxa" w:w="1247"/>
+          </w:tcPr>
+          <w:p>
+            <w:r>
+              <w:rPr>
+                <w:b/>
+                <w:i w:val="0"/>
+                <w:sz w:val="16"/>
+              </w:rPr>
+              <w:t>S01</w:t>
+              <w:br/>
+            </w:r>
+            <w:r>
+              <w:rPr>
+                <w:b w:val="0"/>
+                <w:i w:val="0"/>
+                <w:color w:val="64748B"/>
+                <w:sz w:val="14"/>
+              </w:rPr>
+              <w:t>Démographie</w:t>
+            </w:r>
+          </w:p>
+        </w:tc>
+        <w:tc>
+          <w:tcPr>
+            <w:tcW w:type="dxa" w:w="1531"/>
+          </w:tcPr>
+          <w:p>
+            <w:r>
+              <w:rPr>
+                <w:b/>
+                <w:i w:val="0"/>
+                <w:color w:val="16A34A"/>
+                <w:sz w:val="16"/>
+              </w:rPr>
+              <w:t>—</w:t>
+            </w:r>
+          </w:p>
+        </w:tc>
+        <w:tc>
+          <w:tcPr>
+            <w:tcW w:type="dxa" w:w="1191"/>
+          </w:tcPr>
+          <w:p>
+            <w:r>
+              <w:rPr>
+                <w:b w:val="0"/>
+                <w:i w:val="0"/>
+                <w:color w:val="64748B"/>
+                <w:sz w:val="16"/>
+              </w:rPr>
+              <w:t>GT-CQ</w:t>
+            </w:r>
+          </w:p>
+        </w:tc>
+        <w:tc>
+          <w:tcPr>
+            <w:tcW w:type="dxa" w:w="4706"/>
+          </w:tcPr>
+          <w:p>
+            <w:r>
+              <w:rPr>
+                <w:b w:val="0"/>
+                <w:i w:val="0"/>
+                <w:sz w:val="17"/>
+              </w:rPr>
+              <w:t>Prière de verifier l'information donnée par AMY DIALLO ou corriger au niveau de la section 1.</w:t>
+            </w:r>
+          </w:p>
+        </w:tc>
+      </w:tr>
+      <w:tr>
+        <w:tc>
+          <w:tcPr>
+            <w:tcW w:type="dxa" w:w="964"/>
+          </w:tcPr>
+          <w:p>
+            <w:r>
+              <w:rPr>
+                <w:b/>
+                <w:i w:val="0"/>
+                <w:color w:val="EA580C"/>
+                <w:sz w:val="16"/>
+              </w:rPr>
+              <w:t>Moyenne</w:t>
+            </w:r>
+          </w:p>
+        </w:tc>
+        <w:tc>
+          <w:tcPr>
+            <w:tcW w:type="dxa" w:w="1247"/>
+          </w:tcPr>
+          <w:p>
+            <w:r>
+              <w:rPr>
+                <w:b/>
+                <w:i w:val="0"/>
+                <w:sz w:val="16"/>
+              </w:rPr>
+              <w:t>S01</w:t>
+              <w:br/>
+            </w:r>
+            <w:r>
+              <w:rPr>
+                <w:b w:val="0"/>
+                <w:i w:val="0"/>
+                <w:color w:val="64748B"/>
+                <w:sz w:val="14"/>
+              </w:rPr>
+              <w:t>Démographie</w:t>
+            </w:r>
+          </w:p>
+        </w:tc>
+        <w:tc>
+          <w:tcPr>
+            <w:tcW w:type="dxa" w:w="1531"/>
+          </w:tcPr>
+          <w:p>
+            <w:r>
+              <w:rPr>
+                <w:b/>
+                <w:i w:val="0"/>
+                <w:color w:val="16A34A"/>
+                <w:sz w:val="16"/>
+              </w:rPr>
+              <w:t>—</w:t>
+            </w:r>
+          </w:p>
+        </w:tc>
+        <w:tc>
+          <w:tcPr>
+            <w:tcW w:type="dxa" w:w="1191"/>
+          </w:tcPr>
+          <w:p>
+            <w:r>
+              <w:rPr>
+                <w:b w:val="0"/>
+                <w:i w:val="0"/>
+                <w:color w:val="64748B"/>
+                <w:sz w:val="16"/>
+              </w:rPr>
+              <w:t>GT-CQ</w:t>
+            </w:r>
+          </w:p>
+        </w:tc>
+        <w:tc>
+          <w:tcPr>
+            <w:tcW w:type="dxa" w:w="4706"/>
+          </w:tcPr>
+          <w:p>
+            <w:r>
+              <w:rPr>
+                <w:b w:val="0"/>
+                <w:i w:val="0"/>
+                <w:sz w:val="17"/>
+              </w:rPr>
+              <w:t>Prière de verifier l'information donnée par AWA DIALLO ou corriger au niveau de la section 1.</w:t>
+            </w:r>
+          </w:p>
+        </w:tc>
+      </w:tr>
+      <w:tr>
+        <w:tc>
+          <w:tcPr>
+            <w:tcW w:type="dxa" w:w="964"/>
+          </w:tcPr>
+          <w:p>
+            <w:r>
+              <w:rPr>
+                <w:b/>
+                <w:i w:val="0"/>
+                <w:color w:val="EA580C"/>
+                <w:sz w:val="16"/>
+              </w:rPr>
+              <w:t>Moyenne</w:t>
+            </w:r>
+          </w:p>
+        </w:tc>
+        <w:tc>
+          <w:tcPr>
+            <w:tcW w:type="dxa" w:w="1247"/>
+          </w:tcPr>
+          <w:p>
+            <w:r>
+              <w:rPr>
+                <w:b/>
+                <w:i w:val="0"/>
+                <w:sz w:val="16"/>
+              </w:rPr>
+              <w:t>S01</w:t>
+              <w:br/>
+            </w:r>
+            <w:r>
+              <w:rPr>
+                <w:b w:val="0"/>
+                <w:i w:val="0"/>
+                <w:color w:val="64748B"/>
+                <w:sz w:val="14"/>
+              </w:rPr>
+              <w:t>Démographie</w:t>
+            </w:r>
+          </w:p>
+        </w:tc>
+        <w:tc>
+          <w:tcPr>
+            <w:tcW w:type="dxa" w:w="1531"/>
+          </w:tcPr>
+          <w:p>
+            <w:r>
+              <w:rPr>
+                <w:b/>
+                <w:i w:val="0"/>
+                <w:color w:val="16A34A"/>
+                <w:sz w:val="16"/>
+              </w:rPr>
+              <w:t>—</w:t>
+            </w:r>
+          </w:p>
+        </w:tc>
+        <w:tc>
+          <w:tcPr>
+            <w:tcW w:type="dxa" w:w="1191"/>
+          </w:tcPr>
+          <w:p>
+            <w:r>
+              <w:rPr>
+                <w:b w:val="0"/>
+                <w:i w:val="0"/>
+                <w:color w:val="64748B"/>
+                <w:sz w:val="16"/>
+              </w:rPr>
+              <w:t>GT-CQ</w:t>
+            </w:r>
+          </w:p>
+        </w:tc>
+        <w:tc>
+          <w:tcPr>
+            <w:tcW w:type="dxa" w:w="4706"/>
+          </w:tcPr>
+          <w:p>
+            <w:r>
+              <w:rPr>
+                <w:b w:val="0"/>
+                <w:i w:val="0"/>
+                <w:sz w:val="17"/>
+              </w:rPr>
+              <w:t>Prière de verifier l'information donnée par BASSIROU DIALLO ou corriger au niveau de la section 1.</w:t>
+            </w:r>
+          </w:p>
+        </w:tc>
+      </w:tr>
+      <w:tr>
+        <w:tc>
+          <w:tcPr>
+            <w:tcW w:type="dxa" w:w="964"/>
+          </w:tcPr>
+          <w:p>
+            <w:r>
+              <w:rPr>
+                <w:b/>
+                <w:i w:val="0"/>
+                <w:color w:val="EA580C"/>
+                <w:sz w:val="16"/>
+              </w:rPr>
+              <w:t>Moyenne</w:t>
+            </w:r>
+          </w:p>
+        </w:tc>
+        <w:tc>
+          <w:tcPr>
+            <w:tcW w:type="dxa" w:w="1247"/>
+          </w:tcPr>
+          <w:p>
+            <w:r>
+              <w:rPr>
+                <w:b/>
+                <w:i w:val="0"/>
+                <w:sz w:val="16"/>
+              </w:rPr>
+              <w:t>S01</w:t>
+              <w:br/>
+            </w:r>
+            <w:r>
+              <w:rPr>
+                <w:b w:val="0"/>
+                <w:i w:val="0"/>
+                <w:color w:val="64748B"/>
+                <w:sz w:val="14"/>
+              </w:rPr>
+              <w:t>Démographie</w:t>
+            </w:r>
+          </w:p>
+        </w:tc>
+        <w:tc>
+          <w:tcPr>
+            <w:tcW w:type="dxa" w:w="1531"/>
+          </w:tcPr>
+          <w:p>
+            <w:r>
+              <w:rPr>
+                <w:b/>
+                <w:i w:val="0"/>
+                <w:color w:val="16A34A"/>
+                <w:sz w:val="16"/>
+              </w:rPr>
+              <w:t>—</w:t>
+            </w:r>
+          </w:p>
+        </w:tc>
+        <w:tc>
+          <w:tcPr>
+            <w:tcW w:type="dxa" w:w="1191"/>
+          </w:tcPr>
+          <w:p>
+            <w:r>
+              <w:rPr>
+                <w:b w:val="0"/>
+                <w:i w:val="0"/>
+                <w:color w:val="64748B"/>
+                <w:sz w:val="16"/>
+              </w:rPr>
+              <w:t>GT-CQ</w:t>
+            </w:r>
+          </w:p>
+        </w:tc>
+        <w:tc>
+          <w:tcPr>
+            <w:tcW w:type="dxa" w:w="4706"/>
+          </w:tcPr>
+          <w:p>
+            <w:r>
+              <w:rPr>
+                <w:b w:val="0"/>
+                <w:i w:val="0"/>
+                <w:sz w:val="17"/>
+              </w:rPr>
+              <w:t>Prière de verifier l'information donnée par CHEIKH DIALLO ou corriger au niveau de la section 1.</w:t>
+            </w:r>
+          </w:p>
+        </w:tc>
+      </w:tr>
+      <w:tr>
+        <w:tc>
+          <w:tcPr>
+            <w:tcW w:type="dxa" w:w="964"/>
+          </w:tcPr>
+          <w:p>
+            <w:r>
+              <w:rPr>
+                <w:b/>
+                <w:i w:val="0"/>
+                <w:color w:val="EA580C"/>
+                <w:sz w:val="16"/>
+              </w:rPr>
+              <w:t>Moyenne</w:t>
+            </w:r>
+          </w:p>
+        </w:tc>
+        <w:tc>
+          <w:tcPr>
+            <w:tcW w:type="dxa" w:w="1247"/>
+          </w:tcPr>
+          <w:p>
+            <w:r>
+              <w:rPr>
+                <w:b/>
+                <w:i w:val="0"/>
+                <w:sz w:val="16"/>
+              </w:rPr>
+              <w:t>S01</w:t>
+              <w:br/>
+            </w:r>
+            <w:r>
+              <w:rPr>
+                <w:b w:val="0"/>
+                <w:i w:val="0"/>
+                <w:color w:val="64748B"/>
+                <w:sz w:val="14"/>
+              </w:rPr>
+              <w:t>Démographie</w:t>
+            </w:r>
+          </w:p>
+        </w:tc>
+        <w:tc>
+          <w:tcPr>
+            <w:tcW w:type="dxa" w:w="1531"/>
+          </w:tcPr>
+          <w:p>
+            <w:r>
+              <w:rPr>
+                <w:b/>
+                <w:i w:val="0"/>
+                <w:color w:val="16A34A"/>
+                <w:sz w:val="16"/>
+              </w:rPr>
+              <w:t>—</w:t>
+            </w:r>
+          </w:p>
+        </w:tc>
+        <w:tc>
+          <w:tcPr>
+            <w:tcW w:type="dxa" w:w="1191"/>
+          </w:tcPr>
+          <w:p>
+            <w:r>
+              <w:rPr>
+                <w:b w:val="0"/>
+                <w:i w:val="0"/>
+                <w:color w:val="64748B"/>
+                <w:sz w:val="16"/>
+              </w:rPr>
+              <w:t>GT-CQ</w:t>
+            </w:r>
+          </w:p>
+        </w:tc>
+        <w:tc>
+          <w:tcPr>
+            <w:tcW w:type="dxa" w:w="4706"/>
+          </w:tcPr>
+          <w:p>
+            <w:r>
+              <w:rPr>
+                <w:b w:val="0"/>
+                <w:i w:val="0"/>
+                <w:sz w:val="17"/>
+              </w:rPr>
+              <w:t>Prière de verifier l'information donnée par DAOUDA DIALLO ou corriger au niveau de la section 1.</w:t>
+            </w:r>
+          </w:p>
+        </w:tc>
+      </w:tr>
+      <w:tr>
+        <w:tc>
+          <w:tcPr>
+            <w:tcW w:type="dxa" w:w="964"/>
+          </w:tcPr>
+          <w:p>
+            <w:r>
+              <w:rPr>
+                <w:b/>
+                <w:i w:val="0"/>
+                <w:color w:val="EA580C"/>
+                <w:sz w:val="16"/>
+              </w:rPr>
+              <w:t>Moyenne</w:t>
+            </w:r>
+          </w:p>
+        </w:tc>
+        <w:tc>
+          <w:tcPr>
+            <w:tcW w:type="dxa" w:w="1247"/>
+          </w:tcPr>
+          <w:p>
+            <w:r>
+              <w:rPr>
+                <w:b/>
+                <w:i w:val="0"/>
+                <w:sz w:val="16"/>
+              </w:rPr>
+              <w:t>S01</w:t>
+              <w:br/>
+            </w:r>
+            <w:r>
+              <w:rPr>
+                <w:b w:val="0"/>
+                <w:i w:val="0"/>
+                <w:color w:val="64748B"/>
+                <w:sz w:val="14"/>
+              </w:rPr>
+              <w:t>Démographie</w:t>
+            </w:r>
+          </w:p>
+        </w:tc>
+        <w:tc>
+          <w:tcPr>
+            <w:tcW w:type="dxa" w:w="1531"/>
+          </w:tcPr>
+          <w:p>
+            <w:r>
+              <w:rPr>
+                <w:b/>
+                <w:i w:val="0"/>
+                <w:color w:val="16A34A"/>
+                <w:sz w:val="16"/>
+              </w:rPr>
+              <w:t>—</w:t>
+            </w:r>
+          </w:p>
+        </w:tc>
+        <w:tc>
+          <w:tcPr>
+            <w:tcW w:type="dxa" w:w="1191"/>
+          </w:tcPr>
+          <w:p>
+            <w:r>
+              <w:rPr>
+                <w:b w:val="0"/>
+                <w:i w:val="0"/>
+                <w:color w:val="64748B"/>
+                <w:sz w:val="16"/>
+              </w:rPr>
+              <w:t>GT-CQ</w:t>
+            </w:r>
+          </w:p>
+        </w:tc>
+        <w:tc>
+          <w:tcPr>
+            <w:tcW w:type="dxa" w:w="4706"/>
+          </w:tcPr>
+          <w:p>
+            <w:r>
+              <w:rPr>
+                <w:b w:val="0"/>
+                <w:i w:val="0"/>
+                <w:sz w:val="17"/>
+              </w:rPr>
+              <w:t>Prière de verifier l'information donnée par DIOULDE DIALLO ou corriger au niveau de la section 1.</w:t>
+            </w:r>
+          </w:p>
+        </w:tc>
+      </w:tr>
+      <w:tr>
+        <w:tc>
+          <w:tcPr>
+            <w:tcW w:type="dxa" w:w="964"/>
+          </w:tcPr>
+          <w:p>
+            <w:r>
+              <w:rPr>
+                <w:b/>
+                <w:i w:val="0"/>
+                <w:color w:val="EA580C"/>
+                <w:sz w:val="16"/>
+              </w:rPr>
+              <w:t>Moyenne</w:t>
+            </w:r>
+          </w:p>
+        </w:tc>
+        <w:tc>
+          <w:tcPr>
+            <w:tcW w:type="dxa" w:w="1247"/>
+          </w:tcPr>
+          <w:p>
+            <w:r>
+              <w:rPr>
+                <w:b/>
+                <w:i w:val="0"/>
+                <w:sz w:val="16"/>
+              </w:rPr>
+              <w:t>S01</w:t>
+              <w:br/>
+            </w:r>
+            <w:r>
+              <w:rPr>
+                <w:b w:val="0"/>
+                <w:i w:val="0"/>
+                <w:color w:val="64748B"/>
+                <w:sz w:val="14"/>
+              </w:rPr>
+              <w:t>Démographie</w:t>
+            </w:r>
+          </w:p>
+        </w:tc>
+        <w:tc>
+          <w:tcPr>
+            <w:tcW w:type="dxa" w:w="1531"/>
+          </w:tcPr>
+          <w:p>
+            <w:r>
+              <w:rPr>
+                <w:b/>
+                <w:i w:val="0"/>
+                <w:color w:val="16A34A"/>
+                <w:sz w:val="16"/>
+              </w:rPr>
+              <w:t>—</w:t>
+            </w:r>
+          </w:p>
+        </w:tc>
+        <w:tc>
+          <w:tcPr>
+            <w:tcW w:type="dxa" w:w="1191"/>
+          </w:tcPr>
+          <w:p>
+            <w:r>
+              <w:rPr>
+                <w:b w:val="0"/>
+                <w:i w:val="0"/>
+                <w:color w:val="64748B"/>
+                <w:sz w:val="16"/>
+              </w:rPr>
+              <w:t>GT-CQ</w:t>
+            </w:r>
+          </w:p>
+        </w:tc>
+        <w:tc>
+          <w:tcPr>
+            <w:tcW w:type="dxa" w:w="4706"/>
+          </w:tcPr>
+          <w:p>
+            <w:r>
+              <w:rPr>
+                <w:b w:val="0"/>
+                <w:i w:val="0"/>
+                <w:sz w:val="17"/>
+              </w:rPr>
+              <w:t>Prière de verifier l'information donnée par ELIMANE DIALLO ou corriger au niveau de la section 1.</w:t>
+            </w:r>
+          </w:p>
+        </w:tc>
+      </w:tr>
+      <w:tr>
+        <w:tc>
+          <w:tcPr>
+            <w:tcW w:type="dxa" w:w="964"/>
+          </w:tcPr>
+          <w:p>
+            <w:r>
+              <w:rPr>
+                <w:b/>
+                <w:i w:val="0"/>
+                <w:color w:val="EA580C"/>
+                <w:sz w:val="16"/>
+              </w:rPr>
+              <w:t>Moyenne</w:t>
+            </w:r>
+          </w:p>
+        </w:tc>
+        <w:tc>
+          <w:tcPr>
+            <w:tcW w:type="dxa" w:w="1247"/>
+          </w:tcPr>
+          <w:p>
+            <w:r>
+              <w:rPr>
+                <w:b/>
+                <w:i w:val="0"/>
+                <w:sz w:val="16"/>
+              </w:rPr>
+              <w:t>S01</w:t>
+              <w:br/>
+            </w:r>
+            <w:r>
+              <w:rPr>
+                <w:b w:val="0"/>
+                <w:i w:val="0"/>
+                <w:color w:val="64748B"/>
+                <w:sz w:val="14"/>
+              </w:rPr>
+              <w:t>Démographie</w:t>
+            </w:r>
+          </w:p>
+        </w:tc>
+        <w:tc>
+          <w:tcPr>
+            <w:tcW w:type="dxa" w:w="1531"/>
+          </w:tcPr>
+          <w:p>
+            <w:r>
+              <w:rPr>
+                <w:b/>
+                <w:i w:val="0"/>
+                <w:color w:val="16A34A"/>
+                <w:sz w:val="16"/>
+              </w:rPr>
+              <w:t>—</w:t>
+            </w:r>
+          </w:p>
+        </w:tc>
+        <w:tc>
+          <w:tcPr>
+            <w:tcW w:type="dxa" w:w="1191"/>
+          </w:tcPr>
+          <w:p>
+            <w:r>
+              <w:rPr>
+                <w:b w:val="0"/>
+                <w:i w:val="0"/>
+                <w:color w:val="64748B"/>
+                <w:sz w:val="16"/>
+              </w:rPr>
+              <w:t>GT-CQ</w:t>
+            </w:r>
+          </w:p>
+        </w:tc>
+        <w:tc>
+          <w:tcPr>
+            <w:tcW w:type="dxa" w:w="4706"/>
+          </w:tcPr>
+          <w:p>
+            <w:r>
+              <w:rPr>
+                <w:b w:val="0"/>
+                <w:i w:val="0"/>
+                <w:sz w:val="17"/>
+              </w:rPr>
+              <w:t>Prière de verifier l'information donnée par FATOUMATA DIALLO ou corriger au niveau de la section 1.</w:t>
+            </w:r>
+          </w:p>
+        </w:tc>
+      </w:tr>
+      <w:tr>
+        <w:tc>
+          <w:tcPr>
+            <w:tcW w:type="dxa" w:w="964"/>
+          </w:tcPr>
+          <w:p>
+            <w:r>
+              <w:rPr>
+                <w:b/>
+                <w:i w:val="0"/>
+                <w:color w:val="EA580C"/>
+                <w:sz w:val="16"/>
+              </w:rPr>
+              <w:t>Moyenne</w:t>
+            </w:r>
+          </w:p>
+        </w:tc>
+        <w:tc>
+          <w:tcPr>
+            <w:tcW w:type="dxa" w:w="1247"/>
+          </w:tcPr>
+          <w:p>
+            <w:r>
+              <w:rPr>
+                <w:b/>
+                <w:i w:val="0"/>
+                <w:sz w:val="16"/>
+              </w:rPr>
+              <w:t>S01</w:t>
+              <w:br/>
+            </w:r>
+            <w:r>
+              <w:rPr>
+                <w:b w:val="0"/>
+                <w:i w:val="0"/>
+                <w:color w:val="64748B"/>
+                <w:sz w:val="14"/>
+              </w:rPr>
+              <w:t>Démographie</w:t>
+            </w:r>
+          </w:p>
+        </w:tc>
+        <w:tc>
+          <w:tcPr>
+            <w:tcW w:type="dxa" w:w="1531"/>
+          </w:tcPr>
+          <w:p>
+            <w:r>
+              <w:rPr>
+                <w:b/>
+                <w:i w:val="0"/>
+                <w:color w:val="16A34A"/>
+                <w:sz w:val="16"/>
+              </w:rPr>
+              <w:t>—</w:t>
+            </w:r>
+          </w:p>
+        </w:tc>
+        <w:tc>
+          <w:tcPr>
+            <w:tcW w:type="dxa" w:w="1191"/>
+          </w:tcPr>
+          <w:p>
+            <w:r>
+              <w:rPr>
+                <w:b w:val="0"/>
+                <w:i w:val="0"/>
+                <w:color w:val="64748B"/>
+                <w:sz w:val="16"/>
+              </w:rPr>
+              <w:t>GT-CQ</w:t>
+            </w:r>
+          </w:p>
+        </w:tc>
+        <w:tc>
+          <w:tcPr>
+            <w:tcW w:type="dxa" w:w="4706"/>
+          </w:tcPr>
+          <w:p>
+            <w:r>
+              <w:rPr>
+                <w:b w:val="0"/>
+                <w:i w:val="0"/>
+                <w:sz w:val="17"/>
+              </w:rPr>
+              <w:t>Prière de verifier l'information donnée par IDY DIALLO ou corriger au niveau de la section 1.</w:t>
+            </w:r>
+          </w:p>
+        </w:tc>
+      </w:tr>
+      <w:tr>
+        <w:tc>
+          <w:tcPr>
+            <w:tcW w:type="dxa" w:w="964"/>
+          </w:tcPr>
+          <w:p>
+            <w:r>
+              <w:rPr>
+                <w:b/>
+                <w:i w:val="0"/>
+                <w:color w:val="EA580C"/>
+                <w:sz w:val="16"/>
+              </w:rPr>
+              <w:t>Moyenne</w:t>
+            </w:r>
+          </w:p>
+        </w:tc>
+        <w:tc>
+          <w:tcPr>
+            <w:tcW w:type="dxa" w:w="1247"/>
+          </w:tcPr>
+          <w:p>
+            <w:r>
+              <w:rPr>
+                <w:b/>
+                <w:i w:val="0"/>
+                <w:sz w:val="16"/>
+              </w:rPr>
+              <w:t>S01</w:t>
+              <w:br/>
+            </w:r>
+            <w:r>
+              <w:rPr>
+                <w:b w:val="0"/>
+                <w:i w:val="0"/>
+                <w:color w:val="64748B"/>
+                <w:sz w:val="14"/>
+              </w:rPr>
+              <w:t>Démographie</w:t>
+            </w:r>
+          </w:p>
+        </w:tc>
+        <w:tc>
+          <w:tcPr>
+            <w:tcW w:type="dxa" w:w="1531"/>
+          </w:tcPr>
+          <w:p>
+            <w:r>
+              <w:rPr>
+                <w:b/>
+                <w:i w:val="0"/>
+                <w:color w:val="16A34A"/>
+                <w:sz w:val="16"/>
+              </w:rPr>
+              <w:t>—</w:t>
+            </w:r>
+          </w:p>
+        </w:tc>
+        <w:tc>
+          <w:tcPr>
+            <w:tcW w:type="dxa" w:w="1191"/>
+          </w:tcPr>
+          <w:p>
+            <w:r>
+              <w:rPr>
+                <w:b w:val="0"/>
+                <w:i w:val="0"/>
+                <w:color w:val="64748B"/>
+                <w:sz w:val="16"/>
+              </w:rPr>
+              <w:t>GT-CQ</w:t>
+            </w:r>
+          </w:p>
+        </w:tc>
+        <w:tc>
+          <w:tcPr>
+            <w:tcW w:type="dxa" w:w="4706"/>
+          </w:tcPr>
+          <w:p>
+            <w:r>
+              <w:rPr>
+                <w:b w:val="0"/>
+                <w:i w:val="0"/>
+                <w:sz w:val="17"/>
+              </w:rPr>
+              <w:t>Prière de verifier l'information donnée par MAMADOU DIALLO ou corriger au niveau de la section 1.</w:t>
+            </w:r>
+          </w:p>
+        </w:tc>
+      </w:tr>
+      <w:tr>
+        <w:tc>
+          <w:tcPr>
+            <w:tcW w:type="dxa" w:w="964"/>
+          </w:tcPr>
+          <w:p>
+            <w:r>
+              <w:rPr>
+                <w:b/>
+                <w:i w:val="0"/>
+                <w:color w:val="EA580C"/>
+                <w:sz w:val="16"/>
+              </w:rPr>
+              <w:t>Moyenne</w:t>
+            </w:r>
+          </w:p>
+        </w:tc>
+        <w:tc>
+          <w:tcPr>
+            <w:tcW w:type="dxa" w:w="1247"/>
+          </w:tcPr>
+          <w:p>
+            <w:r>
+              <w:rPr>
+                <w:b/>
+                <w:i w:val="0"/>
+                <w:sz w:val="16"/>
+              </w:rPr>
+              <w:t>S01</w:t>
+              <w:br/>
+            </w:r>
+            <w:r>
+              <w:rPr>
+                <w:b w:val="0"/>
+                <w:i w:val="0"/>
+                <w:color w:val="64748B"/>
+                <w:sz w:val="14"/>
+              </w:rPr>
+              <w:t>Démographie</w:t>
+            </w:r>
+          </w:p>
+        </w:tc>
+        <w:tc>
+          <w:tcPr>
+            <w:tcW w:type="dxa" w:w="1531"/>
+          </w:tcPr>
+          <w:p>
+            <w:r>
+              <w:rPr>
+                <w:b/>
+                <w:i w:val="0"/>
+                <w:color w:val="16A34A"/>
+                <w:sz w:val="16"/>
+              </w:rPr>
+              <w:t>—</w:t>
+            </w:r>
+          </w:p>
+        </w:tc>
+        <w:tc>
+          <w:tcPr>
+            <w:tcW w:type="dxa" w:w="1191"/>
+          </w:tcPr>
+          <w:p>
+            <w:r>
+              <w:rPr>
+                <w:b w:val="0"/>
+                <w:i w:val="0"/>
+                <w:color w:val="64748B"/>
+                <w:sz w:val="16"/>
+              </w:rPr>
+              <w:t>GT-CQ</w:t>
+            </w:r>
+          </w:p>
+        </w:tc>
+        <w:tc>
+          <w:tcPr>
+            <w:tcW w:type="dxa" w:w="4706"/>
+          </w:tcPr>
+          <w:p>
+            <w:r>
+              <w:rPr>
+                <w:b w:val="0"/>
+                <w:i w:val="0"/>
+                <w:sz w:val="17"/>
+              </w:rPr>
+              <w:t>Prière de verifier l'information donnée par MARIAMA DIALLO ou corriger au niveau de la section 1.</w:t>
+            </w:r>
+          </w:p>
+        </w:tc>
+      </w:tr>
+      <w:tr>
+        <w:tc>
+          <w:tcPr>
+            <w:tcW w:type="dxa" w:w="964"/>
+          </w:tcPr>
+          <w:p>
+            <w:r>
+              <w:rPr>
+                <w:b/>
+                <w:i w:val="0"/>
+                <w:color w:val="EA580C"/>
+                <w:sz w:val="16"/>
+              </w:rPr>
+              <w:t>Moyenne</w:t>
+            </w:r>
+          </w:p>
+        </w:tc>
+        <w:tc>
+          <w:tcPr>
+            <w:tcW w:type="dxa" w:w="1247"/>
+          </w:tcPr>
+          <w:p>
+            <w:r>
+              <w:rPr>
+                <w:b/>
+                <w:i w:val="0"/>
+                <w:sz w:val="16"/>
+              </w:rPr>
+              <w:t>S01</w:t>
+              <w:br/>
+            </w:r>
+            <w:r>
+              <w:rPr>
+                <w:b w:val="0"/>
+                <w:i w:val="0"/>
+                <w:color w:val="64748B"/>
+                <w:sz w:val="14"/>
+              </w:rPr>
+              <w:t>Démographie</w:t>
+            </w:r>
+          </w:p>
+        </w:tc>
+        <w:tc>
+          <w:tcPr>
+            <w:tcW w:type="dxa" w:w="1531"/>
+          </w:tcPr>
+          <w:p>
+            <w:r>
+              <w:rPr>
+                <w:b/>
+                <w:i w:val="0"/>
+                <w:color w:val="16A34A"/>
+                <w:sz w:val="16"/>
+              </w:rPr>
+              <w:t>s01q23, s01q00b, s01q23_autre</w:t>
+            </w:r>
+          </w:p>
+        </w:tc>
+        <w:tc>
+          <w:tcPr>
+            <w:tcW w:type="dxa" w:w="1191"/>
+          </w:tcPr>
+          <w:p>
+            <w:r>
+              <w:rPr>
+                <w:b w:val="0"/>
+                <w:i w:val="0"/>
+                <w:color w:val="64748B"/>
+                <w:sz w:val="16"/>
+              </w:rPr>
+              <w:t>GT-CQ</w:t>
+            </w:r>
+          </w:p>
+        </w:tc>
+        <w:tc>
+          <w:tcPr>
+            <w:tcW w:type="dxa" w:w="4706"/>
+          </w:tcPr>
+          <w:p>
+            <w:r>
+              <w:rPr>
+                <w:b w:val="0"/>
+                <w:i w:val="0"/>
+                <w:sz w:val="17"/>
+              </w:rPr>
+              <w:t>La raison principale pour laquelle que FATOU BA est venu vivre dans cette localité est Confié à un parent et semble exister dans les modalités, prière de prendre attache avec le QG pour plus d'explication afin de la classer bien.</w:t>
+            </w:r>
+          </w:p>
+        </w:tc>
+      </w:tr>
+      <w:tr>
+        <w:tc>
+          <w:tcPr>
+            <w:tcW w:type="dxa" w:w="964"/>
+          </w:tcPr>
+          <w:p>
+            <w:r>
+              <w:rPr>
+                <w:b/>
+                <w:i w:val="0"/>
+                <w:color w:val="EA580C"/>
+                <w:sz w:val="16"/>
+              </w:rPr>
+              <w:t>Moyenne</w:t>
+            </w:r>
+          </w:p>
+        </w:tc>
+        <w:tc>
+          <w:tcPr>
+            <w:tcW w:type="dxa" w:w="1247"/>
+          </w:tcPr>
+          <w:p>
+            <w:r>
+              <w:rPr>
+                <w:b/>
+                <w:i w:val="0"/>
+                <w:sz w:val="16"/>
+              </w:rPr>
               <w:t>S02</w:t>
               <w:br/>
             </w:r>
@@ -4175,7 +6065,7 @@
                 <w:i w:val="0"/>
                 <w:sz w:val="17"/>
               </w:rPr>
-              <w:t>Incohérent!! Le niveau d'instruction déclaré par l'un des enfants () au niveau de la section 1 de KHADY DIALLO diffère de celui donné par KHADY DIALLO lui-même qui affirme ne pas avoir frequenté l'école formelle.</w:t>
+              <w:t>Prière de vous adresser à ABLAYE DIALLO pour avoir l'année exacte.</w:t>
             </w:r>
           </w:p>
         </w:tc>
@@ -4190,10 +6080,10 @@
               <w:rPr>
                 <w:b/>
                 <w:i w:val="0"/>
-                <w:color w:val="DC2626"/>
-                <w:sz w:val="16"/>
-              </w:rPr>
-              <w:t>Haute</w:t>
+                <w:color w:val="EA580C"/>
+                <w:sz w:val="16"/>
+              </w:rPr>
+              <w:t>Moyenne</w:t>
             </w:r>
           </w:p>
         </w:tc>
@@ -4208,7 +6098,7 @@
                 <w:i w:val="0"/>
                 <w:sz w:val="16"/>
               </w:rPr>
-              <w:t>S11</w:t>
+              <w:t>S02</w:t>
               <w:br/>
             </w:r>
             <w:r>
@@ -4218,7 +6108,7 @@
                 <w:color w:val="64748B"/>
                 <w:sz w:val="14"/>
               </w:rPr>
-              <w:t>Logement / cadre de vie</w:t>
+              <w:t>Éducation</w:t>
             </w:r>
           </w:p>
         </w:tc>
@@ -4265,7 +6155,7 @@
                 <w:i w:val="0"/>
                 <w:sz w:val="17"/>
               </w:rPr>
-              <w:t>Incoherence!! Le ménage a depensé .</w:t>
+              <w:t>Merci de bien vouloir changé 2.04 en OUI et renseigné toutes les autres informations qui concerne CHEIKH DIALLO .</w:t>
             </w:r>
           </w:p>
         </w:tc>
@@ -4280,10 +6170,10 @@
               <w:rPr>
                 <w:b/>
                 <w:i w:val="0"/>
-                <w:color w:val="DC2626"/>
-                <w:sz w:val="16"/>
-              </w:rPr>
-              <w:t>Haute</w:t>
+                <w:color w:val="EA580C"/>
+                <w:sz w:val="16"/>
+              </w:rPr>
+              <w:t>Moyenne</w:t>
             </w:r>
           </w:p>
         </w:tc>
@@ -4298,7 +6188,7 @@
                 <w:i w:val="0"/>
                 <w:sz w:val="16"/>
               </w:rPr>
-              <w:t>S11</w:t>
+              <w:t>S02</w:t>
               <w:br/>
             </w:r>
             <w:r>
@@ -4308,7 +6198,7 @@
                 <w:color w:val="64748B"/>
                 <w:sz w:val="14"/>
               </w:rPr>
-              <w:t>Logement / cadre de vie</w:t>
+              <w:t>Éducation</w:t>
             </w:r>
           </w:p>
         </w:tc>
@@ -4324,7 +6214,7 @@
                 <w:color w:val="16A34A"/>
                 <w:sz w:val="16"/>
               </w:rPr>
-              <w:t>s01q29, s01q31, s04q24, s00q04, s11q21, s09fq03, s09fq011</w:t>
+              <w:t>—</w:t>
             </w:r>
           </w:p>
         </w:tc>
@@ -4355,7 +6245,7 @@
                 <w:i w:val="0"/>
                 <w:sz w:val="17"/>
               </w:rPr>
-              <w:t>FCFA dans Frais de connexion au réseau de distribution d'eau mais dit ne pas être connecté à un réseau d'eau courante, prière de corriger cette incoherence</w:t>
+              <w:t>Merci de bien vouloir changé 2.04 en OUI et renseigné toutes les autres informations qui concerne DAOUDA DIALLO .</w:t>
             </w:r>
           </w:p>
         </w:tc>
@@ -4370,10 +6260,10 @@
               <w:rPr>
                 <w:b/>
                 <w:i w:val="0"/>
-                <w:color w:val="DC2626"/>
-                <w:sz w:val="16"/>
-              </w:rPr>
-              <w:t>Haute</w:t>
+                <w:color w:val="EA580C"/>
+                <w:sz w:val="16"/>
+              </w:rPr>
+              <w:t>Moyenne</w:t>
             </w:r>
           </w:p>
         </w:tc>
@@ -4388,7 +6278,7 @@
                 <w:i w:val="0"/>
                 <w:sz w:val="16"/>
               </w:rPr>
-              <w:t>S19</w:t>
+              <w:t>S02</w:t>
               <w:br/>
             </w:r>
             <w:r>
@@ -4398,7 +6288,7 @@
                 <w:color w:val="64748B"/>
                 <w:sz w:val="14"/>
               </w:rPr>
-              <w:t>Entreprises non agricoles</w:t>
+              <w:t>Éducation</w:t>
             </w:r>
           </w:p>
         </w:tc>
@@ -4414,7 +6304,7 @@
                 <w:color w:val="16A34A"/>
                 <w:sz w:val="16"/>
               </w:rPr>
-              <w:t>s02q02__1, s02q15, s02q17, s03q16, s04q27, s04q43, s04q63, s05q11</w:t>
+              <w:t>—</w:t>
             </w:r>
           </w:p>
         </w:tc>
@@ -4445,7 +6335,7 @@
                 <w:i w:val="0"/>
                 <w:sz w:val="17"/>
               </w:rPr>
-              <w:t>Incohérence!! Le prix d'achat de Houe asine ne doit pas être égal 0 même si le ménage l'a reçu en cadeau prière de leurs aider à faire une estimation.</w:t>
+              <w:t>Merci de bien vouloir changé 2.04 en OUI et renseigné toutes les autres informations qui concerne DIOUMA SOW .</w:t>
             </w:r>
           </w:p>
         </w:tc>
@@ -4460,10 +6350,10 @@
               <w:rPr>
                 <w:b/>
                 <w:i w:val="0"/>
-                <w:color w:val="DC2626"/>
-                <w:sz w:val="16"/>
-              </w:rPr>
-              <w:t>Haute</w:t>
+                <w:color w:val="EA580C"/>
+                <w:sz w:val="16"/>
+              </w:rPr>
+              <w:t>Moyenne</w:t>
             </w:r>
           </w:p>
         </w:tc>
@@ -4478,7 +6368,7 @@
                 <w:i w:val="0"/>
                 <w:sz w:val="16"/>
               </w:rPr>
-              <w:t>S19</w:t>
+              <w:t>S02</w:t>
               <w:br/>
             </w:r>
             <w:r>
@@ -4488,7 +6378,7 @@
                 <w:color w:val="64748B"/>
                 <w:sz w:val="14"/>
               </w:rPr>
-              <w:t>Entreprises non agricoles</w:t>
+              <w:t>Éducation</w:t>
             </w:r>
           </w:p>
         </w:tc>
@@ -4504,7 +6394,7 @@
                 <w:color w:val="16A34A"/>
                 <w:sz w:val="16"/>
               </w:rPr>
-              <w:t>s02q02__1, s02q15, s02q17, s03q16, s04q27, s04q43, s04q63, s05q11</w:t>
+              <w:t>—</w:t>
             </w:r>
           </w:p>
         </w:tc>
@@ -4535,7 +6425,7 @@
                 <w:i w:val="0"/>
                 <w:sz w:val="17"/>
               </w:rPr>
-              <w:t>Incohérence!! Le prix d'achat de Semoir ne doit pas être égal 0 même si le ménage l'a reçu en cadeau prière de leurs aider à faire une estimation.</w:t>
+              <w:t>Merci de bien vouloir changé 2.04 en OUI et renseigné toutes les autres informations qui concerne FATOU SOW .</w:t>
             </w:r>
           </w:p>
         </w:tc>
@@ -4550,10 +6440,10 @@
               <w:rPr>
                 <w:b/>
                 <w:i w:val="0"/>
-                <w:color w:val="DC2626"/>
-                <w:sz w:val="16"/>
-              </w:rPr>
-              <w:t>Haute</w:t>
+                <w:color w:val="EA580C"/>
+                <w:sz w:val="16"/>
+              </w:rPr>
+              <w:t>Moyenne</w:t>
             </w:r>
           </w:p>
         </w:tc>
@@ -4568,7 +6458,7 @@
                 <w:i w:val="0"/>
                 <w:sz w:val="16"/>
               </w:rPr>
-              <w:t>S19</w:t>
+              <w:t>S02</w:t>
               <w:br/>
             </w:r>
             <w:r>
@@ -4578,7 +6468,7 @@
                 <w:color w:val="64748B"/>
                 <w:sz w:val="14"/>
               </w:rPr>
-              <w:t>Entreprises non agricoles</w:t>
+              <w:t>Éducation</w:t>
             </w:r>
           </w:p>
         </w:tc>
@@ -4594,7 +6484,7 @@
                 <w:color w:val="16A34A"/>
                 <w:sz w:val="16"/>
               </w:rPr>
-              <w:t>s02q02__1, s02q15, s02q17, s03q16, s04q27, s04q43, s04q63, s05q11</w:t>
+              <w:t>—</w:t>
             </w:r>
           </w:p>
         </w:tc>
@@ -4625,7 +6515,7 @@
                 <w:i w:val="0"/>
                 <w:sz w:val="17"/>
               </w:rPr>
-              <w:t>Incohérence!! Le prix d'achat de Animaux de labour ne doit pas être égal 0 même si le ménage l'a reçu en cadeau prière de leurs aider à faire une estimation.</w:t>
+              <w:t>Merci de bien vouloir changé 2.04 en OUI et renseigné toutes les autres informations qui concerne KHADY DIALLO .</w:t>
             </w:r>
           </w:p>
         </w:tc>
@@ -4658,7 +6548,7 @@
                 <w:i w:val="0"/>
                 <w:sz w:val="16"/>
               </w:rPr>
-              <w:t>S00</w:t>
+              <w:t>S03</w:t>
               <w:br/>
             </w:r>
             <w:r>
@@ -4668,7 +6558,7 @@
                 <w:color w:val="64748B"/>
                 <w:sz w:val="14"/>
               </w:rPr>
-              <w:t>Identification</w:t>
+              <w:t>Santé</w:t>
             </w:r>
           </w:p>
         </w:tc>
@@ -4684,7 +6574,7 @@
                 <w:color w:val="16A34A"/>
                 <w:sz w:val="16"/>
               </w:rPr>
-              <w:t>s00q27</w:t>
+              <w:t>s01q02, s01q12, s01q13, s02q03__2, s03q01, s01q00b</w:t>
             </w:r>
           </w:p>
         </w:tc>
@@ -4715,3517 +6605,7 @@
                 <w:i w:val="0"/>
                 <w:sz w:val="17"/>
               </w:rPr>
-              <w:t>Le questionnaire semble ne pas être complètement fini mais le questionnaire est en statut complet, prière de compléter le questionnaire.</w:t>
-            </w:r>
-          </w:p>
-        </w:tc>
-      </w:tr>
-      <w:tr>
-        <w:tc>
-          <w:tcPr>
-            <w:tcW w:type="dxa" w:w="964"/>
-          </w:tcPr>
-          <w:p>
-            <w:r>
-              <w:rPr>
-                <w:b/>
-                <w:i w:val="0"/>
-                <w:color w:val="EA580C"/>
-                <w:sz w:val="16"/>
-              </w:rPr>
-              <w:t>Moyenne</w:t>
-            </w:r>
-          </w:p>
-        </w:tc>
-        <w:tc>
-          <w:tcPr>
-            <w:tcW w:type="dxa" w:w="1247"/>
-          </w:tcPr>
-          <w:p>
-            <w:r>
-              <w:rPr>
-                <w:b/>
-                <w:i w:val="0"/>
-                <w:sz w:val="16"/>
-              </w:rPr>
-              <w:t>S00</w:t>
-              <w:br/>
-            </w:r>
-            <w:r>
-              <w:rPr>
-                <w:b w:val="0"/>
-                <w:i w:val="0"/>
-                <w:color w:val="64748B"/>
-                <w:sz w:val="14"/>
-              </w:rPr>
-              <w:t>Identification</w:t>
-            </w:r>
-          </w:p>
-        </w:tc>
-        <w:tc>
-          <w:tcPr>
-            <w:tcW w:type="dxa" w:w="1531"/>
-          </w:tcPr>
-          <w:p>
-            <w:r>
-              <w:rPr>
-                <w:b/>
-                <w:i w:val="0"/>
-                <w:color w:val="16A34A"/>
-                <w:sz w:val="16"/>
-              </w:rPr>
-              <w:t>—</w:t>
-            </w:r>
-          </w:p>
-        </w:tc>
-        <w:tc>
-          <w:tcPr>
-            <w:tcW w:type="dxa" w:w="1191"/>
-          </w:tcPr>
-          <w:p>
-            <w:r>
-              <w:rPr>
-                <w:b w:val="0"/>
-                <w:i w:val="0"/>
-                <w:color w:val="64748B"/>
-                <w:sz w:val="16"/>
-              </w:rPr>
-              <w:t>GT-CQ</w:t>
-            </w:r>
-          </w:p>
-        </w:tc>
-        <w:tc>
-          <w:tcPr>
-            <w:tcW w:type="dxa" w:w="4706"/>
-          </w:tcPr>
-          <w:p>
-            <w:r>
-              <w:rPr>
-                <w:b w:val="0"/>
-                <w:i w:val="0"/>
-                <w:sz w:val="17"/>
-              </w:rPr>
-              <w:t>L'adresse ou la localisation du ménage doit être bien renseignée, ne doit pas contenir des numéros de téléphone et elle semble courte pour être une adresse.</w:t>
-            </w:r>
-          </w:p>
-        </w:tc>
-      </w:tr>
-      <w:tr>
-        <w:tc>
-          <w:tcPr>
-            <w:tcW w:type="dxa" w:w="964"/>
-          </w:tcPr>
-          <w:p>
-            <w:r>
-              <w:rPr>
-                <w:b/>
-                <w:i w:val="0"/>
-                <w:color w:val="EA580C"/>
-                <w:sz w:val="16"/>
-              </w:rPr>
-              <w:t>Moyenne</w:t>
-            </w:r>
-          </w:p>
-        </w:tc>
-        <w:tc>
-          <w:tcPr>
-            <w:tcW w:type="dxa" w:w="1247"/>
-          </w:tcPr>
-          <w:p>
-            <w:r>
-              <w:rPr>
-                <w:b/>
-                <w:i w:val="0"/>
-                <w:sz w:val="16"/>
-              </w:rPr>
-              <w:t>S00</w:t>
-              <w:br/>
-            </w:r>
-            <w:r>
-              <w:rPr>
-                <w:b w:val="0"/>
-                <w:i w:val="0"/>
-                <w:color w:val="64748B"/>
-                <w:sz w:val="14"/>
-              </w:rPr>
-              <w:t>Identification</w:t>
-            </w:r>
-          </w:p>
-        </w:tc>
-        <w:tc>
-          <w:tcPr>
-            <w:tcW w:type="dxa" w:w="1531"/>
-          </w:tcPr>
-          <w:p>
-            <w:r>
-              <w:rPr>
-                <w:b/>
-                <w:i w:val="0"/>
-                <w:color w:val="16A34A"/>
-                <w:sz w:val="16"/>
-              </w:rPr>
-              <w:t>—</w:t>
-            </w:r>
-          </w:p>
-        </w:tc>
-        <w:tc>
-          <w:tcPr>
-            <w:tcW w:type="dxa" w:w="1191"/>
-          </w:tcPr>
-          <w:p>
-            <w:r>
-              <w:rPr>
-                <w:b w:val="0"/>
-                <w:i w:val="0"/>
-                <w:color w:val="64748B"/>
-                <w:sz w:val="16"/>
-              </w:rPr>
-              <w:t>GT-CQ</w:t>
-            </w:r>
-          </w:p>
-        </w:tc>
-        <w:tc>
-          <w:tcPr>
-            <w:tcW w:type="dxa" w:w="4706"/>
-          </w:tcPr>
-          <w:p>
-            <w:r>
-              <w:rPr>
-                <w:b w:val="0"/>
-                <w:i w:val="0"/>
-                <w:sz w:val="17"/>
-              </w:rPr>
-              <w:t>Prière de renseigner la bonne adresse.</w:t>
-            </w:r>
-          </w:p>
-        </w:tc>
-      </w:tr>
-      <w:tr>
-        <w:tc>
-          <w:tcPr>
-            <w:tcW w:type="dxa" w:w="964"/>
-          </w:tcPr>
-          <w:p>
-            <w:r>
-              <w:rPr>
-                <w:b/>
-                <w:i w:val="0"/>
-                <w:color w:val="EA580C"/>
-                <w:sz w:val="16"/>
-              </w:rPr>
-              <w:t>Moyenne</w:t>
-            </w:r>
-          </w:p>
-        </w:tc>
-        <w:tc>
-          <w:tcPr>
-            <w:tcW w:type="dxa" w:w="1247"/>
-          </w:tcPr>
-          <w:p>
-            <w:r>
-              <w:rPr>
-                <w:b/>
-                <w:i w:val="0"/>
-                <w:sz w:val="16"/>
-              </w:rPr>
-              <w:t>S01</w:t>
-              <w:br/>
-            </w:r>
-            <w:r>
-              <w:rPr>
-                <w:b w:val="0"/>
-                <w:i w:val="0"/>
-                <w:color w:val="64748B"/>
-                <w:sz w:val="14"/>
-              </w:rPr>
-              <w:t>Démographie</w:t>
-            </w:r>
-          </w:p>
-        </w:tc>
-        <w:tc>
-          <w:tcPr>
-            <w:tcW w:type="dxa" w:w="1531"/>
-          </w:tcPr>
-          <w:p>
-            <w:r>
-              <w:rPr>
-                <w:b/>
-                <w:i w:val="0"/>
-                <w:color w:val="16A34A"/>
-                <w:sz w:val="16"/>
-              </w:rPr>
-              <w:t>—</w:t>
-            </w:r>
-          </w:p>
-        </w:tc>
-        <w:tc>
-          <w:tcPr>
-            <w:tcW w:type="dxa" w:w="1191"/>
-          </w:tcPr>
-          <w:p>
-            <w:r>
-              <w:rPr>
-                <w:b w:val="0"/>
-                <w:i w:val="0"/>
-                <w:color w:val="64748B"/>
-                <w:sz w:val="16"/>
-              </w:rPr>
-              <w:t>GT-CQ</w:t>
-            </w:r>
-          </w:p>
-        </w:tc>
-        <w:tc>
-          <w:tcPr>
-            <w:tcW w:type="dxa" w:w="4706"/>
-          </w:tcPr>
-          <w:p>
-            <w:r>
-              <w:rPr>
-                <w:b w:val="0"/>
-                <w:i w:val="0"/>
-                <w:sz w:val="17"/>
-              </w:rPr>
-              <w:t>Prière de verifier l'information donnée par ABLAYE DIALLO ou corriger au niveau de la section 1.</w:t>
-            </w:r>
-          </w:p>
-        </w:tc>
-      </w:tr>
-      <w:tr>
-        <w:tc>
-          <w:tcPr>
-            <w:tcW w:type="dxa" w:w="964"/>
-          </w:tcPr>
-          <w:p>
-            <w:r>
-              <w:rPr>
-                <w:b/>
-                <w:i w:val="0"/>
-                <w:color w:val="EA580C"/>
-                <w:sz w:val="16"/>
-              </w:rPr>
-              <w:t>Moyenne</w:t>
-            </w:r>
-          </w:p>
-        </w:tc>
-        <w:tc>
-          <w:tcPr>
-            <w:tcW w:type="dxa" w:w="1247"/>
-          </w:tcPr>
-          <w:p>
-            <w:r>
-              <w:rPr>
-                <w:b/>
-                <w:i w:val="0"/>
-                <w:sz w:val="16"/>
-              </w:rPr>
-              <w:t>S01</w:t>
-              <w:br/>
-            </w:r>
-            <w:r>
-              <w:rPr>
-                <w:b w:val="0"/>
-                <w:i w:val="0"/>
-                <w:color w:val="64748B"/>
-                <w:sz w:val="14"/>
-              </w:rPr>
-              <w:t>Démographie</w:t>
-            </w:r>
-          </w:p>
-        </w:tc>
-        <w:tc>
-          <w:tcPr>
-            <w:tcW w:type="dxa" w:w="1531"/>
-          </w:tcPr>
-          <w:p>
-            <w:r>
-              <w:rPr>
-                <w:b/>
-                <w:i w:val="0"/>
-                <w:color w:val="16A34A"/>
-                <w:sz w:val="16"/>
-              </w:rPr>
-              <w:t>—</w:t>
-            </w:r>
-          </w:p>
-        </w:tc>
-        <w:tc>
-          <w:tcPr>
-            <w:tcW w:type="dxa" w:w="1191"/>
-          </w:tcPr>
-          <w:p>
-            <w:r>
-              <w:rPr>
-                <w:b w:val="0"/>
-                <w:i w:val="0"/>
-                <w:color w:val="64748B"/>
-                <w:sz w:val="16"/>
-              </w:rPr>
-              <w:t>GT-CQ</w:t>
-            </w:r>
-          </w:p>
-        </w:tc>
-        <w:tc>
-          <w:tcPr>
-            <w:tcW w:type="dxa" w:w="4706"/>
-          </w:tcPr>
-          <w:p>
-            <w:r>
-              <w:rPr>
-                <w:b w:val="0"/>
-                <w:i w:val="0"/>
-                <w:sz w:val="17"/>
-              </w:rPr>
-              <w:t>Prière de verifier l'information donnée par AMY DIALLO ou corriger au niveau de la section 1.</w:t>
-            </w:r>
-          </w:p>
-        </w:tc>
-      </w:tr>
-      <w:tr>
-        <w:tc>
-          <w:tcPr>
-            <w:tcW w:type="dxa" w:w="964"/>
-          </w:tcPr>
-          <w:p>
-            <w:r>
-              <w:rPr>
-                <w:b/>
-                <w:i w:val="0"/>
-                <w:color w:val="EA580C"/>
-                <w:sz w:val="16"/>
-              </w:rPr>
-              <w:t>Moyenne</w:t>
-            </w:r>
-          </w:p>
-        </w:tc>
-        <w:tc>
-          <w:tcPr>
-            <w:tcW w:type="dxa" w:w="1247"/>
-          </w:tcPr>
-          <w:p>
-            <w:r>
-              <w:rPr>
-                <w:b/>
-                <w:i w:val="0"/>
-                <w:sz w:val="16"/>
-              </w:rPr>
-              <w:t>S01</w:t>
-              <w:br/>
-            </w:r>
-            <w:r>
-              <w:rPr>
-                <w:b w:val="0"/>
-                <w:i w:val="0"/>
-                <w:color w:val="64748B"/>
-                <w:sz w:val="14"/>
-              </w:rPr>
-              <w:t>Démographie</w:t>
-            </w:r>
-          </w:p>
-        </w:tc>
-        <w:tc>
-          <w:tcPr>
-            <w:tcW w:type="dxa" w:w="1531"/>
-          </w:tcPr>
-          <w:p>
-            <w:r>
-              <w:rPr>
-                <w:b/>
-                <w:i w:val="0"/>
-                <w:color w:val="16A34A"/>
-                <w:sz w:val="16"/>
-              </w:rPr>
-              <w:t>—</w:t>
-            </w:r>
-          </w:p>
-        </w:tc>
-        <w:tc>
-          <w:tcPr>
-            <w:tcW w:type="dxa" w:w="1191"/>
-          </w:tcPr>
-          <w:p>
-            <w:r>
-              <w:rPr>
-                <w:b w:val="0"/>
-                <w:i w:val="0"/>
-                <w:color w:val="64748B"/>
-                <w:sz w:val="16"/>
-              </w:rPr>
-              <w:t>GT-CQ</w:t>
-            </w:r>
-          </w:p>
-        </w:tc>
-        <w:tc>
-          <w:tcPr>
-            <w:tcW w:type="dxa" w:w="4706"/>
-          </w:tcPr>
-          <w:p>
-            <w:r>
-              <w:rPr>
-                <w:b w:val="0"/>
-                <w:i w:val="0"/>
-                <w:sz w:val="17"/>
-              </w:rPr>
-              <w:t>Prière de verifier l'information donnée par AWA DIALLO ou corriger au niveau de la section 1.</w:t>
-            </w:r>
-          </w:p>
-        </w:tc>
-      </w:tr>
-      <w:tr>
-        <w:tc>
-          <w:tcPr>
-            <w:tcW w:type="dxa" w:w="964"/>
-          </w:tcPr>
-          <w:p>
-            <w:r>
-              <w:rPr>
-                <w:b/>
-                <w:i w:val="0"/>
-                <w:color w:val="EA580C"/>
-                <w:sz w:val="16"/>
-              </w:rPr>
-              <w:t>Moyenne</w:t>
-            </w:r>
-          </w:p>
-        </w:tc>
-        <w:tc>
-          <w:tcPr>
-            <w:tcW w:type="dxa" w:w="1247"/>
-          </w:tcPr>
-          <w:p>
-            <w:r>
-              <w:rPr>
-                <w:b/>
-                <w:i w:val="0"/>
-                <w:sz w:val="16"/>
-              </w:rPr>
-              <w:t>S01</w:t>
-              <w:br/>
-            </w:r>
-            <w:r>
-              <w:rPr>
-                <w:b w:val="0"/>
-                <w:i w:val="0"/>
-                <w:color w:val="64748B"/>
-                <w:sz w:val="14"/>
-              </w:rPr>
-              <w:t>Démographie</w:t>
-            </w:r>
-          </w:p>
-        </w:tc>
-        <w:tc>
-          <w:tcPr>
-            <w:tcW w:type="dxa" w:w="1531"/>
-          </w:tcPr>
-          <w:p>
-            <w:r>
-              <w:rPr>
-                <w:b/>
-                <w:i w:val="0"/>
-                <w:color w:val="16A34A"/>
-                <w:sz w:val="16"/>
-              </w:rPr>
-              <w:t>s01q23, s01q00b, s01q23_autre</w:t>
-            </w:r>
-          </w:p>
-        </w:tc>
-        <w:tc>
-          <w:tcPr>
-            <w:tcW w:type="dxa" w:w="1191"/>
-          </w:tcPr>
-          <w:p>
-            <w:r>
-              <w:rPr>
-                <w:b w:val="0"/>
-                <w:i w:val="0"/>
-                <w:color w:val="64748B"/>
-                <w:sz w:val="16"/>
-              </w:rPr>
-              <w:t>GT-CQ</w:t>
-            </w:r>
-          </w:p>
-        </w:tc>
-        <w:tc>
-          <w:tcPr>
-            <w:tcW w:type="dxa" w:w="4706"/>
-          </w:tcPr>
-          <w:p>
-            <w:r>
-              <w:rPr>
-                <w:b w:val="0"/>
-                <w:i w:val="0"/>
-                <w:sz w:val="17"/>
-              </w:rPr>
-              <w:t>La raison principale pour laquelle que FATOU BA est venu vivre dans cette localité est Confié à un parent et semble exister dans les modalités, prière de prendre attache avec le QG pour plus d'explication afin de la classer bien.</w:t>
-            </w:r>
-          </w:p>
-        </w:tc>
-      </w:tr>
-      <w:tr>
-        <w:tc>
-          <w:tcPr>
-            <w:tcW w:type="dxa" w:w="964"/>
-          </w:tcPr>
-          <w:p>
-            <w:r>
-              <w:rPr>
-                <w:b/>
-                <w:i w:val="0"/>
-                <w:color w:val="EA580C"/>
-                <w:sz w:val="16"/>
-              </w:rPr>
-              <w:t>Moyenne</w:t>
-            </w:r>
-          </w:p>
-        </w:tc>
-        <w:tc>
-          <w:tcPr>
-            <w:tcW w:type="dxa" w:w="1247"/>
-          </w:tcPr>
-          <w:p>
-            <w:r>
-              <w:rPr>
-                <w:b/>
-                <w:i w:val="0"/>
-                <w:sz w:val="16"/>
-              </w:rPr>
-              <w:t>S01</w:t>
-              <w:br/>
-            </w:r>
-            <w:r>
-              <w:rPr>
-                <w:b w:val="0"/>
-                <w:i w:val="0"/>
-                <w:color w:val="64748B"/>
-                <w:sz w:val="14"/>
-              </w:rPr>
-              <w:t>Démographie</w:t>
-            </w:r>
-          </w:p>
-        </w:tc>
-        <w:tc>
-          <w:tcPr>
-            <w:tcW w:type="dxa" w:w="1531"/>
-          </w:tcPr>
-          <w:p>
-            <w:r>
-              <w:rPr>
-                <w:b/>
-                <w:i w:val="0"/>
-                <w:color w:val="16A34A"/>
-                <w:sz w:val="16"/>
-              </w:rPr>
-              <w:t>s00q27, s01q03a, s01q03b, s01q03c, s01q00b</w:t>
-            </w:r>
-          </w:p>
-        </w:tc>
-        <w:tc>
-          <w:tcPr>
-            <w:tcW w:type="dxa" w:w="1191"/>
-          </w:tcPr>
-          <w:p>
-            <w:r>
-              <w:rPr>
-                <w:b w:val="0"/>
-                <w:i w:val="0"/>
-                <w:color w:val="64748B"/>
-                <w:sz w:val="16"/>
-              </w:rPr>
-              <w:t>GT-CQ</w:t>
-            </w:r>
-          </w:p>
-        </w:tc>
-        <w:tc>
-          <w:tcPr>
-            <w:tcW w:type="dxa" w:w="4706"/>
-          </w:tcPr>
-          <w:p>
-            <w:r>
-              <w:rPr>
-                <w:b w:val="0"/>
-                <w:i w:val="0"/>
-                <w:sz w:val="17"/>
-              </w:rPr>
-              <w:t>Les informations sur l'acte de naissance (ni Jours, ni mois et ni années) de  BASSIROU DIALLO  manquent, s'il vous plait pouvez-vous fournir d'effort pour avoir ces informations.</w:t>
-            </w:r>
-          </w:p>
-        </w:tc>
-      </w:tr>
-      <w:tr>
-        <w:tc>
-          <w:tcPr>
-            <w:tcW w:type="dxa" w:w="964"/>
-          </w:tcPr>
-          <w:p>
-            <w:r>
-              <w:rPr>
-                <w:b/>
-                <w:i w:val="0"/>
-                <w:color w:val="EA580C"/>
-                <w:sz w:val="16"/>
-              </w:rPr>
-              <w:t>Moyenne</w:t>
-            </w:r>
-          </w:p>
-        </w:tc>
-        <w:tc>
-          <w:tcPr>
-            <w:tcW w:type="dxa" w:w="1247"/>
-          </w:tcPr>
-          <w:p>
-            <w:r>
-              <w:rPr>
-                <w:b/>
-                <w:i w:val="0"/>
-                <w:sz w:val="16"/>
-              </w:rPr>
-              <w:t>S01</w:t>
-              <w:br/>
-            </w:r>
-            <w:r>
-              <w:rPr>
-                <w:b w:val="0"/>
-                <w:i w:val="0"/>
-                <w:color w:val="64748B"/>
-                <w:sz w:val="14"/>
-              </w:rPr>
-              <w:t>Démographie</w:t>
-            </w:r>
-          </w:p>
-        </w:tc>
-        <w:tc>
-          <w:tcPr>
-            <w:tcW w:type="dxa" w:w="1531"/>
-          </w:tcPr>
-          <w:p>
-            <w:r>
-              <w:rPr>
-                <w:b/>
-                <w:i w:val="0"/>
-                <w:color w:val="16A34A"/>
-                <w:sz w:val="16"/>
-              </w:rPr>
-              <w:t>—</w:t>
-            </w:r>
-          </w:p>
-        </w:tc>
-        <w:tc>
-          <w:tcPr>
-            <w:tcW w:type="dxa" w:w="1191"/>
-          </w:tcPr>
-          <w:p>
-            <w:r>
-              <w:rPr>
-                <w:b w:val="0"/>
-                <w:i w:val="0"/>
-                <w:color w:val="64748B"/>
-                <w:sz w:val="16"/>
-              </w:rPr>
-              <w:t>GT-CQ</w:t>
-            </w:r>
-          </w:p>
-        </w:tc>
-        <w:tc>
-          <w:tcPr>
-            <w:tcW w:type="dxa" w:w="4706"/>
-          </w:tcPr>
-          <w:p>
-            <w:r>
-              <w:rPr>
-                <w:b w:val="0"/>
-                <w:i w:val="0"/>
-                <w:sz w:val="17"/>
-              </w:rPr>
-              <w:t>Prière de verifier l'information donnée par BASSIROU DIALLO ou corriger au niveau de la section 1.</w:t>
-            </w:r>
-          </w:p>
-        </w:tc>
-      </w:tr>
-      <w:tr>
-        <w:tc>
-          <w:tcPr>
-            <w:tcW w:type="dxa" w:w="964"/>
-          </w:tcPr>
-          <w:p>
-            <w:r>
-              <w:rPr>
-                <w:b/>
-                <w:i w:val="0"/>
-                <w:color w:val="EA580C"/>
-                <w:sz w:val="16"/>
-              </w:rPr>
-              <w:t>Moyenne</w:t>
-            </w:r>
-          </w:p>
-        </w:tc>
-        <w:tc>
-          <w:tcPr>
-            <w:tcW w:type="dxa" w:w="1247"/>
-          </w:tcPr>
-          <w:p>
-            <w:r>
-              <w:rPr>
-                <w:b/>
-                <w:i w:val="0"/>
-                <w:sz w:val="16"/>
-              </w:rPr>
-              <w:t>S01</w:t>
-              <w:br/>
-            </w:r>
-            <w:r>
-              <w:rPr>
-                <w:b w:val="0"/>
-                <w:i w:val="0"/>
-                <w:color w:val="64748B"/>
-                <w:sz w:val="14"/>
-              </w:rPr>
-              <w:t>Démographie</w:t>
-            </w:r>
-          </w:p>
-        </w:tc>
-        <w:tc>
-          <w:tcPr>
-            <w:tcW w:type="dxa" w:w="1531"/>
-          </w:tcPr>
-          <w:p>
-            <w:r>
-              <w:rPr>
-                <w:b/>
-                <w:i w:val="0"/>
-                <w:color w:val="16A34A"/>
-                <w:sz w:val="16"/>
-              </w:rPr>
-              <w:t>s00q27, s01q03a, s01q03b, s01q03c, s01q00b</w:t>
-            </w:r>
-          </w:p>
-        </w:tc>
-        <w:tc>
-          <w:tcPr>
-            <w:tcW w:type="dxa" w:w="1191"/>
-          </w:tcPr>
-          <w:p>
-            <w:r>
-              <w:rPr>
-                <w:b w:val="0"/>
-                <w:i w:val="0"/>
-                <w:color w:val="64748B"/>
-                <w:sz w:val="16"/>
-              </w:rPr>
-              <w:t>GT-CQ</w:t>
-            </w:r>
-          </w:p>
-        </w:tc>
-        <w:tc>
-          <w:tcPr>
-            <w:tcW w:type="dxa" w:w="4706"/>
-          </w:tcPr>
-          <w:p>
-            <w:r>
-              <w:rPr>
-                <w:b w:val="0"/>
-                <w:i w:val="0"/>
-                <w:sz w:val="17"/>
-              </w:rPr>
-              <w:t>Les informations sur l'acte de naissance (ni Jours, ni mois et ni années) de  CHEIKH DIALLO  manquent, s'il vous plait pouvez-vous fournir d'effort pour avoir ces informations.</w:t>
-            </w:r>
-          </w:p>
-        </w:tc>
-      </w:tr>
-      <w:tr>
-        <w:tc>
-          <w:tcPr>
-            <w:tcW w:type="dxa" w:w="964"/>
-          </w:tcPr>
-          <w:p>
-            <w:r>
-              <w:rPr>
-                <w:b/>
-                <w:i w:val="0"/>
-                <w:color w:val="EA580C"/>
-                <w:sz w:val="16"/>
-              </w:rPr>
-              <w:t>Moyenne</w:t>
-            </w:r>
-          </w:p>
-        </w:tc>
-        <w:tc>
-          <w:tcPr>
-            <w:tcW w:type="dxa" w:w="1247"/>
-          </w:tcPr>
-          <w:p>
-            <w:r>
-              <w:rPr>
-                <w:b/>
-                <w:i w:val="0"/>
-                <w:sz w:val="16"/>
-              </w:rPr>
-              <w:t>S01</w:t>
-              <w:br/>
-            </w:r>
-            <w:r>
-              <w:rPr>
-                <w:b w:val="0"/>
-                <w:i w:val="0"/>
-                <w:color w:val="64748B"/>
-                <w:sz w:val="14"/>
-              </w:rPr>
-              <w:t>Démographie</w:t>
-            </w:r>
-          </w:p>
-        </w:tc>
-        <w:tc>
-          <w:tcPr>
-            <w:tcW w:type="dxa" w:w="1531"/>
-          </w:tcPr>
-          <w:p>
-            <w:r>
-              <w:rPr>
-                <w:b/>
-                <w:i w:val="0"/>
-                <w:color w:val="16A34A"/>
-                <w:sz w:val="16"/>
-              </w:rPr>
-              <w:t>—</w:t>
-            </w:r>
-          </w:p>
-        </w:tc>
-        <w:tc>
-          <w:tcPr>
-            <w:tcW w:type="dxa" w:w="1191"/>
-          </w:tcPr>
-          <w:p>
-            <w:r>
-              <w:rPr>
-                <w:b w:val="0"/>
-                <w:i w:val="0"/>
-                <w:color w:val="64748B"/>
-                <w:sz w:val="16"/>
-              </w:rPr>
-              <w:t>GT-CQ</w:t>
-            </w:r>
-          </w:p>
-        </w:tc>
-        <w:tc>
-          <w:tcPr>
-            <w:tcW w:type="dxa" w:w="4706"/>
-          </w:tcPr>
-          <w:p>
-            <w:r>
-              <w:rPr>
-                <w:b w:val="0"/>
-                <w:i w:val="0"/>
-                <w:sz w:val="17"/>
-              </w:rPr>
-              <w:t>Prière de verifier l'information donnée par CHEIKH DIALLO ou corriger au niveau de la section 1.</w:t>
-            </w:r>
-          </w:p>
-        </w:tc>
-      </w:tr>
-      <w:tr>
-        <w:tc>
-          <w:tcPr>
-            <w:tcW w:type="dxa" w:w="964"/>
-          </w:tcPr>
-          <w:p>
-            <w:r>
-              <w:rPr>
-                <w:b/>
-                <w:i w:val="0"/>
-                <w:color w:val="EA580C"/>
-                <w:sz w:val="16"/>
-              </w:rPr>
-              <w:t>Moyenne</w:t>
-            </w:r>
-          </w:p>
-        </w:tc>
-        <w:tc>
-          <w:tcPr>
-            <w:tcW w:type="dxa" w:w="1247"/>
-          </w:tcPr>
-          <w:p>
-            <w:r>
-              <w:rPr>
-                <w:b/>
-                <w:i w:val="0"/>
-                <w:sz w:val="16"/>
-              </w:rPr>
-              <w:t>S01</w:t>
-              <w:br/>
-            </w:r>
-            <w:r>
-              <w:rPr>
-                <w:b w:val="0"/>
-                <w:i w:val="0"/>
-                <w:color w:val="64748B"/>
-                <w:sz w:val="14"/>
-              </w:rPr>
-              <w:t>Démographie</w:t>
-            </w:r>
-          </w:p>
-        </w:tc>
-        <w:tc>
-          <w:tcPr>
-            <w:tcW w:type="dxa" w:w="1531"/>
-          </w:tcPr>
-          <w:p>
-            <w:r>
-              <w:rPr>
-                <w:b/>
-                <w:i w:val="0"/>
-                <w:color w:val="16A34A"/>
-                <w:sz w:val="16"/>
-              </w:rPr>
-              <w:t>s00q27, s01q03a, s01q03b, s01q03c, s01q00b</w:t>
-            </w:r>
-          </w:p>
-        </w:tc>
-        <w:tc>
-          <w:tcPr>
-            <w:tcW w:type="dxa" w:w="1191"/>
-          </w:tcPr>
-          <w:p>
-            <w:r>
-              <w:rPr>
-                <w:b w:val="0"/>
-                <w:i w:val="0"/>
-                <w:color w:val="64748B"/>
-                <w:sz w:val="16"/>
-              </w:rPr>
-              <w:t>GT-CQ</w:t>
-            </w:r>
-          </w:p>
-        </w:tc>
-        <w:tc>
-          <w:tcPr>
-            <w:tcW w:type="dxa" w:w="4706"/>
-          </w:tcPr>
-          <w:p>
-            <w:r>
-              <w:rPr>
-                <w:b w:val="0"/>
-                <w:i w:val="0"/>
-                <w:sz w:val="17"/>
-              </w:rPr>
-              <w:t>Les informations sur l'acte de naissance (ni Jours, ni mois et ni années) de  DAOUDA DIALLO  manquent, s'il vous plait pouvez-vous fournir d'effort pour avoir ces informations.</w:t>
-            </w:r>
-          </w:p>
-        </w:tc>
-      </w:tr>
-      <w:tr>
-        <w:tc>
-          <w:tcPr>
-            <w:tcW w:type="dxa" w:w="964"/>
-          </w:tcPr>
-          <w:p>
-            <w:r>
-              <w:rPr>
-                <w:b/>
-                <w:i w:val="0"/>
-                <w:color w:val="EA580C"/>
-                <w:sz w:val="16"/>
-              </w:rPr>
-              <w:t>Moyenne</w:t>
-            </w:r>
-          </w:p>
-        </w:tc>
-        <w:tc>
-          <w:tcPr>
-            <w:tcW w:type="dxa" w:w="1247"/>
-          </w:tcPr>
-          <w:p>
-            <w:r>
-              <w:rPr>
-                <w:b/>
-                <w:i w:val="0"/>
-                <w:sz w:val="16"/>
-              </w:rPr>
-              <w:t>S01</w:t>
-              <w:br/>
-            </w:r>
-            <w:r>
-              <w:rPr>
-                <w:b w:val="0"/>
-                <w:i w:val="0"/>
-                <w:color w:val="64748B"/>
-                <w:sz w:val="14"/>
-              </w:rPr>
-              <w:t>Démographie</w:t>
-            </w:r>
-          </w:p>
-        </w:tc>
-        <w:tc>
-          <w:tcPr>
-            <w:tcW w:type="dxa" w:w="1531"/>
-          </w:tcPr>
-          <w:p>
-            <w:r>
-              <w:rPr>
-                <w:b/>
-                <w:i w:val="0"/>
-                <w:color w:val="16A34A"/>
-                <w:sz w:val="16"/>
-              </w:rPr>
-              <w:t>—</w:t>
-            </w:r>
-          </w:p>
-        </w:tc>
-        <w:tc>
-          <w:tcPr>
-            <w:tcW w:type="dxa" w:w="1191"/>
-          </w:tcPr>
-          <w:p>
-            <w:r>
-              <w:rPr>
-                <w:b w:val="0"/>
-                <w:i w:val="0"/>
-                <w:color w:val="64748B"/>
-                <w:sz w:val="16"/>
-              </w:rPr>
-              <w:t>GT-CQ</w:t>
-            </w:r>
-          </w:p>
-        </w:tc>
-        <w:tc>
-          <w:tcPr>
-            <w:tcW w:type="dxa" w:w="4706"/>
-          </w:tcPr>
-          <w:p>
-            <w:r>
-              <w:rPr>
-                <w:b w:val="0"/>
-                <w:i w:val="0"/>
-                <w:sz w:val="17"/>
-              </w:rPr>
-              <w:t>Prière de verifier l'information donnée par DAOUDA DIALLO ou corriger au niveau de la section 1.</w:t>
-            </w:r>
-          </w:p>
-        </w:tc>
-      </w:tr>
-      <w:tr>
-        <w:tc>
-          <w:tcPr>
-            <w:tcW w:type="dxa" w:w="964"/>
-          </w:tcPr>
-          <w:p>
-            <w:r>
-              <w:rPr>
-                <w:b/>
-                <w:i w:val="0"/>
-                <w:color w:val="EA580C"/>
-                <w:sz w:val="16"/>
-              </w:rPr>
-              <w:t>Moyenne</w:t>
-            </w:r>
-          </w:p>
-        </w:tc>
-        <w:tc>
-          <w:tcPr>
-            <w:tcW w:type="dxa" w:w="1247"/>
-          </w:tcPr>
-          <w:p>
-            <w:r>
-              <w:rPr>
-                <w:b/>
-                <w:i w:val="0"/>
-                <w:sz w:val="16"/>
-              </w:rPr>
-              <w:t>S01</w:t>
-              <w:br/>
-            </w:r>
-            <w:r>
-              <w:rPr>
-                <w:b w:val="0"/>
-                <w:i w:val="0"/>
-                <w:color w:val="64748B"/>
-                <w:sz w:val="14"/>
-              </w:rPr>
-              <w:t>Démographie</w:t>
-            </w:r>
-          </w:p>
-        </w:tc>
-        <w:tc>
-          <w:tcPr>
-            <w:tcW w:type="dxa" w:w="1531"/>
-          </w:tcPr>
-          <w:p>
-            <w:r>
-              <w:rPr>
-                <w:b/>
-                <w:i w:val="0"/>
-                <w:color w:val="16A34A"/>
-                <w:sz w:val="16"/>
-              </w:rPr>
-              <w:t>s00q27, s01q03a, s01q03b, s01q03c, s01q00b</w:t>
-            </w:r>
-          </w:p>
-        </w:tc>
-        <w:tc>
-          <w:tcPr>
-            <w:tcW w:type="dxa" w:w="1191"/>
-          </w:tcPr>
-          <w:p>
-            <w:r>
-              <w:rPr>
-                <w:b w:val="0"/>
-                <w:i w:val="0"/>
-                <w:color w:val="64748B"/>
-                <w:sz w:val="16"/>
-              </w:rPr>
-              <w:t>GT-CQ</w:t>
-            </w:r>
-          </w:p>
-        </w:tc>
-        <w:tc>
-          <w:tcPr>
-            <w:tcW w:type="dxa" w:w="4706"/>
-          </w:tcPr>
-          <w:p>
-            <w:r>
-              <w:rPr>
-                <w:b w:val="0"/>
-                <w:i w:val="0"/>
-                <w:sz w:val="17"/>
-              </w:rPr>
-              <w:t>Les informations sur l'acte de naissance (ni Jours, ni mois et ni années) de  DIOULDE DIALLO  manquent, s'il vous plait pouvez-vous fournir d'effort pour avoir ces informations.</w:t>
-            </w:r>
-          </w:p>
-        </w:tc>
-      </w:tr>
-      <w:tr>
-        <w:tc>
-          <w:tcPr>
-            <w:tcW w:type="dxa" w:w="964"/>
-          </w:tcPr>
-          <w:p>
-            <w:r>
-              <w:rPr>
-                <w:b/>
-                <w:i w:val="0"/>
-                <w:color w:val="EA580C"/>
-                <w:sz w:val="16"/>
-              </w:rPr>
-              <w:t>Moyenne</w:t>
-            </w:r>
-          </w:p>
-        </w:tc>
-        <w:tc>
-          <w:tcPr>
-            <w:tcW w:type="dxa" w:w="1247"/>
-          </w:tcPr>
-          <w:p>
-            <w:r>
-              <w:rPr>
-                <w:b/>
-                <w:i w:val="0"/>
-                <w:sz w:val="16"/>
-              </w:rPr>
-              <w:t>S01</w:t>
-              <w:br/>
-            </w:r>
-            <w:r>
-              <w:rPr>
-                <w:b w:val="0"/>
-                <w:i w:val="0"/>
-                <w:color w:val="64748B"/>
-                <w:sz w:val="14"/>
-              </w:rPr>
-              <w:t>Démographie</w:t>
-            </w:r>
-          </w:p>
-        </w:tc>
-        <w:tc>
-          <w:tcPr>
-            <w:tcW w:type="dxa" w:w="1531"/>
-          </w:tcPr>
-          <w:p>
-            <w:r>
-              <w:rPr>
-                <w:b/>
-                <w:i w:val="0"/>
-                <w:color w:val="16A34A"/>
-                <w:sz w:val="16"/>
-              </w:rPr>
-              <w:t>—</w:t>
-            </w:r>
-          </w:p>
-        </w:tc>
-        <w:tc>
-          <w:tcPr>
-            <w:tcW w:type="dxa" w:w="1191"/>
-          </w:tcPr>
-          <w:p>
-            <w:r>
-              <w:rPr>
-                <w:b w:val="0"/>
-                <w:i w:val="0"/>
-                <w:color w:val="64748B"/>
-                <w:sz w:val="16"/>
-              </w:rPr>
-              <w:t>GT-CQ</w:t>
-            </w:r>
-          </w:p>
-        </w:tc>
-        <w:tc>
-          <w:tcPr>
-            <w:tcW w:type="dxa" w:w="4706"/>
-          </w:tcPr>
-          <w:p>
-            <w:r>
-              <w:rPr>
-                <w:b w:val="0"/>
-                <w:i w:val="0"/>
-                <w:sz w:val="17"/>
-              </w:rPr>
-              <w:t>Prière de verifier l'information donnée par DIOULDE DIALLO ou corriger au niveau de la section 1.</w:t>
-            </w:r>
-          </w:p>
-        </w:tc>
-      </w:tr>
-      <w:tr>
-        <w:tc>
-          <w:tcPr>
-            <w:tcW w:type="dxa" w:w="964"/>
-          </w:tcPr>
-          <w:p>
-            <w:r>
-              <w:rPr>
-                <w:b/>
-                <w:i w:val="0"/>
-                <w:color w:val="EA580C"/>
-                <w:sz w:val="16"/>
-              </w:rPr>
-              <w:t>Moyenne</w:t>
-            </w:r>
-          </w:p>
-        </w:tc>
-        <w:tc>
-          <w:tcPr>
-            <w:tcW w:type="dxa" w:w="1247"/>
-          </w:tcPr>
-          <w:p>
-            <w:r>
-              <w:rPr>
-                <w:b/>
-                <w:i w:val="0"/>
-                <w:sz w:val="16"/>
-              </w:rPr>
-              <w:t>S01</w:t>
-              <w:br/>
-            </w:r>
-            <w:r>
-              <w:rPr>
-                <w:b w:val="0"/>
-                <w:i w:val="0"/>
-                <w:color w:val="64748B"/>
-                <w:sz w:val="14"/>
-              </w:rPr>
-              <w:t>Démographie</w:t>
-            </w:r>
-          </w:p>
-        </w:tc>
-        <w:tc>
-          <w:tcPr>
-            <w:tcW w:type="dxa" w:w="1531"/>
-          </w:tcPr>
-          <w:p>
-            <w:r>
-              <w:rPr>
-                <w:b/>
-                <w:i w:val="0"/>
-                <w:color w:val="16A34A"/>
-                <w:sz w:val="16"/>
-              </w:rPr>
-              <w:t>s00q27, s01q03a, s01q03b, s01q03c, s01q00b</w:t>
-            </w:r>
-          </w:p>
-        </w:tc>
-        <w:tc>
-          <w:tcPr>
-            <w:tcW w:type="dxa" w:w="1191"/>
-          </w:tcPr>
-          <w:p>
-            <w:r>
-              <w:rPr>
-                <w:b w:val="0"/>
-                <w:i w:val="0"/>
-                <w:color w:val="64748B"/>
-                <w:sz w:val="16"/>
-              </w:rPr>
-              <w:t>GT-CQ</w:t>
-            </w:r>
-          </w:p>
-        </w:tc>
-        <w:tc>
-          <w:tcPr>
-            <w:tcW w:type="dxa" w:w="4706"/>
-          </w:tcPr>
-          <w:p>
-            <w:r>
-              <w:rPr>
-                <w:b w:val="0"/>
-                <w:i w:val="0"/>
-                <w:sz w:val="17"/>
-              </w:rPr>
-              <w:t>Les informations sur l'acte de naissance (ni Jours, ni mois et ni années) de  DIOUMA SOW  manquent, s'il vous plait pouvez-vous fournir d'effort pour avoir ces informations.</w:t>
-            </w:r>
-          </w:p>
-        </w:tc>
-      </w:tr>
-      <w:tr>
-        <w:tc>
-          <w:tcPr>
-            <w:tcW w:type="dxa" w:w="964"/>
-          </w:tcPr>
-          <w:p>
-            <w:r>
-              <w:rPr>
-                <w:b/>
-                <w:i w:val="0"/>
-                <w:color w:val="EA580C"/>
-                <w:sz w:val="16"/>
-              </w:rPr>
-              <w:t>Moyenne</w:t>
-            </w:r>
-          </w:p>
-        </w:tc>
-        <w:tc>
-          <w:tcPr>
-            <w:tcW w:type="dxa" w:w="1247"/>
-          </w:tcPr>
-          <w:p>
-            <w:r>
-              <w:rPr>
-                <w:b/>
-                <w:i w:val="0"/>
-                <w:sz w:val="16"/>
-              </w:rPr>
-              <w:t>S01</w:t>
-              <w:br/>
-            </w:r>
-            <w:r>
-              <w:rPr>
-                <w:b w:val="0"/>
-                <w:i w:val="0"/>
-                <w:color w:val="64748B"/>
-                <w:sz w:val="14"/>
-              </w:rPr>
-              <w:t>Démographie</w:t>
-            </w:r>
-          </w:p>
-        </w:tc>
-        <w:tc>
-          <w:tcPr>
-            <w:tcW w:type="dxa" w:w="1531"/>
-          </w:tcPr>
-          <w:p>
-            <w:r>
-              <w:rPr>
-                <w:b/>
-                <w:i w:val="0"/>
-                <w:color w:val="16A34A"/>
-                <w:sz w:val="16"/>
-              </w:rPr>
-              <w:t>s00q27, s01q03a, s01q03b, s01q03c, s01q00b</w:t>
-            </w:r>
-          </w:p>
-        </w:tc>
-        <w:tc>
-          <w:tcPr>
-            <w:tcW w:type="dxa" w:w="1191"/>
-          </w:tcPr>
-          <w:p>
-            <w:r>
-              <w:rPr>
-                <w:b w:val="0"/>
-                <w:i w:val="0"/>
-                <w:color w:val="64748B"/>
-                <w:sz w:val="16"/>
-              </w:rPr>
-              <w:t>GT-CQ</w:t>
-            </w:r>
-          </w:p>
-        </w:tc>
-        <w:tc>
-          <w:tcPr>
-            <w:tcW w:type="dxa" w:w="4706"/>
-          </w:tcPr>
-          <w:p>
-            <w:r>
-              <w:rPr>
-                <w:b w:val="0"/>
-                <w:i w:val="0"/>
-                <w:sz w:val="17"/>
-              </w:rPr>
-              <w:t>Les informations sur l'acte de naissance (ni Jours, ni mois et ni années) de  ELIMANE DIALLO  manquent, s'il vous plait pouvez-vous fournir d'effort pour avoir ces informations.</w:t>
-            </w:r>
-          </w:p>
-        </w:tc>
-      </w:tr>
-      <w:tr>
-        <w:tc>
-          <w:tcPr>
-            <w:tcW w:type="dxa" w:w="964"/>
-          </w:tcPr>
-          <w:p>
-            <w:r>
-              <w:rPr>
-                <w:b/>
-                <w:i w:val="0"/>
-                <w:color w:val="EA580C"/>
-                <w:sz w:val="16"/>
-              </w:rPr>
-              <w:t>Moyenne</w:t>
-            </w:r>
-          </w:p>
-        </w:tc>
-        <w:tc>
-          <w:tcPr>
-            <w:tcW w:type="dxa" w:w="1247"/>
-          </w:tcPr>
-          <w:p>
-            <w:r>
-              <w:rPr>
-                <w:b/>
-                <w:i w:val="0"/>
-                <w:sz w:val="16"/>
-              </w:rPr>
-              <w:t>S01</w:t>
-              <w:br/>
-            </w:r>
-            <w:r>
-              <w:rPr>
-                <w:b w:val="0"/>
-                <w:i w:val="0"/>
-                <w:color w:val="64748B"/>
-                <w:sz w:val="14"/>
-              </w:rPr>
-              <w:t>Démographie</w:t>
-            </w:r>
-          </w:p>
-        </w:tc>
-        <w:tc>
-          <w:tcPr>
-            <w:tcW w:type="dxa" w:w="1531"/>
-          </w:tcPr>
-          <w:p>
-            <w:r>
-              <w:rPr>
-                <w:b/>
-                <w:i w:val="0"/>
-                <w:color w:val="16A34A"/>
-                <w:sz w:val="16"/>
-              </w:rPr>
-              <w:t>—</w:t>
-            </w:r>
-          </w:p>
-        </w:tc>
-        <w:tc>
-          <w:tcPr>
-            <w:tcW w:type="dxa" w:w="1191"/>
-          </w:tcPr>
-          <w:p>
-            <w:r>
-              <w:rPr>
-                <w:b w:val="0"/>
-                <w:i w:val="0"/>
-                <w:color w:val="64748B"/>
-                <w:sz w:val="16"/>
-              </w:rPr>
-              <w:t>GT-CQ</w:t>
-            </w:r>
-          </w:p>
-        </w:tc>
-        <w:tc>
-          <w:tcPr>
-            <w:tcW w:type="dxa" w:w="4706"/>
-          </w:tcPr>
-          <w:p>
-            <w:r>
-              <w:rPr>
-                <w:b w:val="0"/>
-                <w:i w:val="0"/>
-                <w:sz w:val="17"/>
-              </w:rPr>
-              <w:t>Prière de verifier l'information donnée par ELIMANE DIALLO ou corriger au niveau de la section 1.</w:t>
-            </w:r>
-          </w:p>
-        </w:tc>
-      </w:tr>
-      <w:tr>
-        <w:tc>
-          <w:tcPr>
-            <w:tcW w:type="dxa" w:w="964"/>
-          </w:tcPr>
-          <w:p>
-            <w:r>
-              <w:rPr>
-                <w:b/>
-                <w:i w:val="0"/>
-                <w:color w:val="EA580C"/>
-                <w:sz w:val="16"/>
-              </w:rPr>
-              <w:t>Moyenne</w:t>
-            </w:r>
-          </w:p>
-        </w:tc>
-        <w:tc>
-          <w:tcPr>
-            <w:tcW w:type="dxa" w:w="1247"/>
-          </w:tcPr>
-          <w:p>
-            <w:r>
-              <w:rPr>
-                <w:b/>
-                <w:i w:val="0"/>
-                <w:sz w:val="16"/>
-              </w:rPr>
-              <w:t>S01</w:t>
-              <w:br/>
-            </w:r>
-            <w:r>
-              <w:rPr>
-                <w:b w:val="0"/>
-                <w:i w:val="0"/>
-                <w:color w:val="64748B"/>
-                <w:sz w:val="14"/>
-              </w:rPr>
-              <w:t>Démographie</w:t>
-            </w:r>
-          </w:p>
-        </w:tc>
-        <w:tc>
-          <w:tcPr>
-            <w:tcW w:type="dxa" w:w="1531"/>
-          </w:tcPr>
-          <w:p>
-            <w:r>
-              <w:rPr>
-                <w:b/>
-                <w:i w:val="0"/>
-                <w:color w:val="16A34A"/>
-                <w:sz w:val="16"/>
-              </w:rPr>
-              <w:t>s00q27, s01q03a, s01q03b, s01q03c, s01q00b</w:t>
-            </w:r>
-          </w:p>
-        </w:tc>
-        <w:tc>
-          <w:tcPr>
-            <w:tcW w:type="dxa" w:w="1191"/>
-          </w:tcPr>
-          <w:p>
-            <w:r>
-              <w:rPr>
-                <w:b w:val="0"/>
-                <w:i w:val="0"/>
-                <w:color w:val="64748B"/>
-                <w:sz w:val="16"/>
-              </w:rPr>
-              <w:t>GT-CQ</w:t>
-            </w:r>
-          </w:p>
-        </w:tc>
-        <w:tc>
-          <w:tcPr>
-            <w:tcW w:type="dxa" w:w="4706"/>
-          </w:tcPr>
-          <w:p>
-            <w:r>
-              <w:rPr>
-                <w:b w:val="0"/>
-                <w:i w:val="0"/>
-                <w:sz w:val="17"/>
-              </w:rPr>
-              <w:t>Les informations sur l'acte de naissance (ni Jours, ni mois et ni années) de  FATOUMATA DIALLO  manquent, s'il vous plait pouvez-vous fournir d'effort pour avoir ces informations.</w:t>
-            </w:r>
-          </w:p>
-        </w:tc>
-      </w:tr>
-      <w:tr>
-        <w:tc>
-          <w:tcPr>
-            <w:tcW w:type="dxa" w:w="964"/>
-          </w:tcPr>
-          <w:p>
-            <w:r>
-              <w:rPr>
-                <w:b/>
-                <w:i w:val="0"/>
-                <w:color w:val="EA580C"/>
-                <w:sz w:val="16"/>
-              </w:rPr>
-              <w:t>Moyenne</w:t>
-            </w:r>
-          </w:p>
-        </w:tc>
-        <w:tc>
-          <w:tcPr>
-            <w:tcW w:type="dxa" w:w="1247"/>
-          </w:tcPr>
-          <w:p>
-            <w:r>
-              <w:rPr>
-                <w:b/>
-                <w:i w:val="0"/>
-                <w:sz w:val="16"/>
-              </w:rPr>
-              <w:t>S01</w:t>
-              <w:br/>
-            </w:r>
-            <w:r>
-              <w:rPr>
-                <w:b w:val="0"/>
-                <w:i w:val="0"/>
-                <w:color w:val="64748B"/>
-                <w:sz w:val="14"/>
-              </w:rPr>
-              <w:t>Démographie</w:t>
-            </w:r>
-          </w:p>
-        </w:tc>
-        <w:tc>
-          <w:tcPr>
-            <w:tcW w:type="dxa" w:w="1531"/>
-          </w:tcPr>
-          <w:p>
-            <w:r>
-              <w:rPr>
-                <w:b/>
-                <w:i w:val="0"/>
-                <w:color w:val="16A34A"/>
-                <w:sz w:val="16"/>
-              </w:rPr>
-              <w:t>s01q04a, s01q03b</w:t>
-            </w:r>
-          </w:p>
-        </w:tc>
-        <w:tc>
-          <w:tcPr>
-            <w:tcW w:type="dxa" w:w="1191"/>
-          </w:tcPr>
-          <w:p>
-            <w:r>
-              <w:rPr>
-                <w:b w:val="0"/>
-                <w:i w:val="0"/>
-                <w:color w:val="64748B"/>
-                <w:sz w:val="16"/>
-              </w:rPr>
-              <w:t>GT-CQ</w:t>
-            </w:r>
-          </w:p>
-        </w:tc>
-        <w:tc>
-          <w:tcPr>
-            <w:tcW w:type="dxa" w:w="4706"/>
-          </w:tcPr>
-          <w:p>
-            <w:r>
-              <w:rPr>
-                <w:b w:val="0"/>
-                <w:i w:val="0"/>
-                <w:sz w:val="17"/>
-              </w:rPr>
-              <w:t>Le mois de l'enfant ( FATOUMATA DIALLO ) n'est pas connu mais vous avez declaré en s01q04a le nombre de mois, prière de changer NSP au niveau de s01q03b.</w:t>
-            </w:r>
-          </w:p>
-        </w:tc>
-      </w:tr>
-      <w:tr>
-        <w:tc>
-          <w:tcPr>
-            <w:tcW w:type="dxa" w:w="964"/>
-          </w:tcPr>
-          <w:p>
-            <w:r>
-              <w:rPr>
-                <w:b/>
-                <w:i w:val="0"/>
-                <w:color w:val="EA580C"/>
-                <w:sz w:val="16"/>
-              </w:rPr>
-              <w:t>Moyenne</w:t>
-            </w:r>
-          </w:p>
-        </w:tc>
-        <w:tc>
-          <w:tcPr>
-            <w:tcW w:type="dxa" w:w="1247"/>
-          </w:tcPr>
-          <w:p>
-            <w:r>
-              <w:rPr>
-                <w:b/>
-                <w:i w:val="0"/>
-                <w:sz w:val="16"/>
-              </w:rPr>
-              <w:t>S01</w:t>
-              <w:br/>
-            </w:r>
-            <w:r>
-              <w:rPr>
-                <w:b w:val="0"/>
-                <w:i w:val="0"/>
-                <w:color w:val="64748B"/>
-                <w:sz w:val="14"/>
-              </w:rPr>
-              <w:t>Démographie</w:t>
-            </w:r>
-          </w:p>
-        </w:tc>
-        <w:tc>
-          <w:tcPr>
-            <w:tcW w:type="dxa" w:w="1531"/>
-          </w:tcPr>
-          <w:p>
-            <w:r>
-              <w:rPr>
-                <w:b/>
-                <w:i w:val="0"/>
-                <w:color w:val="16A34A"/>
-                <w:sz w:val="16"/>
-              </w:rPr>
-              <w:t>—</w:t>
-            </w:r>
-          </w:p>
-        </w:tc>
-        <w:tc>
-          <w:tcPr>
-            <w:tcW w:type="dxa" w:w="1191"/>
-          </w:tcPr>
-          <w:p>
-            <w:r>
-              <w:rPr>
-                <w:b w:val="0"/>
-                <w:i w:val="0"/>
-                <w:color w:val="64748B"/>
-                <w:sz w:val="16"/>
-              </w:rPr>
-              <w:t>GT-CQ</w:t>
-            </w:r>
-          </w:p>
-        </w:tc>
-        <w:tc>
-          <w:tcPr>
-            <w:tcW w:type="dxa" w:w="4706"/>
-          </w:tcPr>
-          <w:p>
-            <w:r>
-              <w:rPr>
-                <w:b w:val="0"/>
-                <w:i w:val="0"/>
-                <w:sz w:val="17"/>
-              </w:rPr>
-              <w:t>Prière de verifier l'information donnée par FATOUMATA DIALLO ou corriger au niveau de la section 1.</w:t>
-            </w:r>
-          </w:p>
-        </w:tc>
-      </w:tr>
-      <w:tr>
-        <w:tc>
-          <w:tcPr>
-            <w:tcW w:type="dxa" w:w="964"/>
-          </w:tcPr>
-          <w:p>
-            <w:r>
-              <w:rPr>
-                <w:b/>
-                <w:i w:val="0"/>
-                <w:color w:val="EA580C"/>
-                <w:sz w:val="16"/>
-              </w:rPr>
-              <w:t>Moyenne</w:t>
-            </w:r>
-          </w:p>
-        </w:tc>
-        <w:tc>
-          <w:tcPr>
-            <w:tcW w:type="dxa" w:w="1247"/>
-          </w:tcPr>
-          <w:p>
-            <w:r>
-              <w:rPr>
-                <w:b/>
-                <w:i w:val="0"/>
-                <w:sz w:val="16"/>
-              </w:rPr>
-              <w:t>S01</w:t>
-              <w:br/>
-            </w:r>
-            <w:r>
-              <w:rPr>
-                <w:b w:val="0"/>
-                <w:i w:val="0"/>
-                <w:color w:val="64748B"/>
-                <w:sz w:val="14"/>
-              </w:rPr>
-              <w:t>Démographie</w:t>
-            </w:r>
-          </w:p>
-        </w:tc>
-        <w:tc>
-          <w:tcPr>
-            <w:tcW w:type="dxa" w:w="1531"/>
-          </w:tcPr>
-          <w:p>
-            <w:r>
-              <w:rPr>
-                <w:b/>
-                <w:i w:val="0"/>
-                <w:color w:val="16A34A"/>
-                <w:sz w:val="16"/>
-              </w:rPr>
-              <w:t>s00q27, s01q03a, s01q03b, s01q03c, s01q00b</w:t>
-            </w:r>
-          </w:p>
-        </w:tc>
-        <w:tc>
-          <w:tcPr>
-            <w:tcW w:type="dxa" w:w="1191"/>
-          </w:tcPr>
-          <w:p>
-            <w:r>
-              <w:rPr>
-                <w:b w:val="0"/>
-                <w:i w:val="0"/>
-                <w:color w:val="64748B"/>
-                <w:sz w:val="16"/>
-              </w:rPr>
-              <w:t>GT-CQ</w:t>
-            </w:r>
-          </w:p>
-        </w:tc>
-        <w:tc>
-          <w:tcPr>
-            <w:tcW w:type="dxa" w:w="4706"/>
-          </w:tcPr>
-          <w:p>
-            <w:r>
-              <w:rPr>
-                <w:b w:val="0"/>
-                <w:i w:val="0"/>
-                <w:sz w:val="17"/>
-              </w:rPr>
-              <w:t>Les informations sur l'acte de naissance (ni Jours, ni mois et ni années) de  GORGUI DIALLO  manquent, s'il vous plait pouvez-vous fournir d'effort pour avoir ces informations.</w:t>
-            </w:r>
-          </w:p>
-        </w:tc>
-      </w:tr>
-      <w:tr>
-        <w:tc>
-          <w:tcPr>
-            <w:tcW w:type="dxa" w:w="964"/>
-          </w:tcPr>
-          <w:p>
-            <w:r>
-              <w:rPr>
-                <w:b/>
-                <w:i w:val="0"/>
-                <w:color w:val="EA580C"/>
-                <w:sz w:val="16"/>
-              </w:rPr>
-              <w:t>Moyenne</w:t>
-            </w:r>
-          </w:p>
-        </w:tc>
-        <w:tc>
-          <w:tcPr>
-            <w:tcW w:type="dxa" w:w="1247"/>
-          </w:tcPr>
-          <w:p>
-            <w:r>
-              <w:rPr>
-                <w:b/>
-                <w:i w:val="0"/>
-                <w:sz w:val="16"/>
-              </w:rPr>
-              <w:t>S01</w:t>
-              <w:br/>
-            </w:r>
-            <w:r>
-              <w:rPr>
-                <w:b w:val="0"/>
-                <w:i w:val="0"/>
-                <w:color w:val="64748B"/>
-                <w:sz w:val="14"/>
-              </w:rPr>
-              <w:t>Démographie</w:t>
-            </w:r>
-          </w:p>
-        </w:tc>
-        <w:tc>
-          <w:tcPr>
-            <w:tcW w:type="dxa" w:w="1531"/>
-          </w:tcPr>
-          <w:p>
-            <w:r>
-              <w:rPr>
-                <w:b/>
-                <w:i w:val="0"/>
-                <w:color w:val="16A34A"/>
-                <w:sz w:val="16"/>
-              </w:rPr>
-              <w:t>s00q27, s01q03a, s01q03b, s01q03c, s01q00b</w:t>
-            </w:r>
-          </w:p>
-        </w:tc>
-        <w:tc>
-          <w:tcPr>
-            <w:tcW w:type="dxa" w:w="1191"/>
-          </w:tcPr>
-          <w:p>
-            <w:r>
-              <w:rPr>
-                <w:b w:val="0"/>
-                <w:i w:val="0"/>
-                <w:color w:val="64748B"/>
-                <w:sz w:val="16"/>
-              </w:rPr>
-              <w:t>GT-CQ</w:t>
-            </w:r>
-          </w:p>
-        </w:tc>
-        <w:tc>
-          <w:tcPr>
-            <w:tcW w:type="dxa" w:w="4706"/>
-          </w:tcPr>
-          <w:p>
-            <w:r>
-              <w:rPr>
-                <w:b w:val="0"/>
-                <w:i w:val="0"/>
-                <w:sz w:val="17"/>
-              </w:rPr>
-              <w:t>Les informations sur l'acte de naissance (ni Jours, ni mois et ni années) de  IDY DIALLO  manquent, s'il vous plait pouvez-vous fournir d'effort pour avoir ces informations.</w:t>
-            </w:r>
-          </w:p>
-        </w:tc>
-      </w:tr>
-      <w:tr>
-        <w:tc>
-          <w:tcPr>
-            <w:tcW w:type="dxa" w:w="964"/>
-          </w:tcPr>
-          <w:p>
-            <w:r>
-              <w:rPr>
-                <w:b/>
-                <w:i w:val="0"/>
-                <w:color w:val="EA580C"/>
-                <w:sz w:val="16"/>
-              </w:rPr>
-              <w:t>Moyenne</w:t>
-            </w:r>
-          </w:p>
-        </w:tc>
-        <w:tc>
-          <w:tcPr>
-            <w:tcW w:type="dxa" w:w="1247"/>
-          </w:tcPr>
-          <w:p>
-            <w:r>
-              <w:rPr>
-                <w:b/>
-                <w:i w:val="0"/>
-                <w:sz w:val="16"/>
-              </w:rPr>
-              <w:t>S01</w:t>
-              <w:br/>
-            </w:r>
-            <w:r>
-              <w:rPr>
-                <w:b w:val="0"/>
-                <w:i w:val="0"/>
-                <w:color w:val="64748B"/>
-                <w:sz w:val="14"/>
-              </w:rPr>
-              <w:t>Démographie</w:t>
-            </w:r>
-          </w:p>
-        </w:tc>
-        <w:tc>
-          <w:tcPr>
-            <w:tcW w:type="dxa" w:w="1531"/>
-          </w:tcPr>
-          <w:p>
-            <w:r>
-              <w:rPr>
-                <w:b/>
-                <w:i w:val="0"/>
-                <w:color w:val="16A34A"/>
-                <w:sz w:val="16"/>
-              </w:rPr>
-              <w:t>—</w:t>
-            </w:r>
-          </w:p>
-        </w:tc>
-        <w:tc>
-          <w:tcPr>
-            <w:tcW w:type="dxa" w:w="1191"/>
-          </w:tcPr>
-          <w:p>
-            <w:r>
-              <w:rPr>
-                <w:b w:val="0"/>
-                <w:i w:val="0"/>
-                <w:color w:val="64748B"/>
-                <w:sz w:val="16"/>
-              </w:rPr>
-              <w:t>GT-CQ</w:t>
-            </w:r>
-          </w:p>
-        </w:tc>
-        <w:tc>
-          <w:tcPr>
-            <w:tcW w:type="dxa" w:w="4706"/>
-          </w:tcPr>
-          <w:p>
-            <w:r>
-              <w:rPr>
-                <w:b w:val="0"/>
-                <w:i w:val="0"/>
-                <w:sz w:val="17"/>
-              </w:rPr>
-              <w:t>Prière de verifier l'information donnée par IDY DIALLO ou corriger au niveau de la section 1.</w:t>
-            </w:r>
-          </w:p>
-        </w:tc>
-      </w:tr>
-      <w:tr>
-        <w:tc>
-          <w:tcPr>
-            <w:tcW w:type="dxa" w:w="964"/>
-          </w:tcPr>
-          <w:p>
-            <w:r>
-              <w:rPr>
-                <w:b/>
-                <w:i w:val="0"/>
-                <w:color w:val="EA580C"/>
-                <w:sz w:val="16"/>
-              </w:rPr>
-              <w:t>Moyenne</w:t>
-            </w:r>
-          </w:p>
-        </w:tc>
-        <w:tc>
-          <w:tcPr>
-            <w:tcW w:type="dxa" w:w="1247"/>
-          </w:tcPr>
-          <w:p>
-            <w:r>
-              <w:rPr>
-                <w:b/>
-                <w:i w:val="0"/>
-                <w:sz w:val="16"/>
-              </w:rPr>
-              <w:t>S01</w:t>
-              <w:br/>
-            </w:r>
-            <w:r>
-              <w:rPr>
-                <w:b w:val="0"/>
-                <w:i w:val="0"/>
-                <w:color w:val="64748B"/>
-                <w:sz w:val="14"/>
-              </w:rPr>
-              <w:t>Démographie</w:t>
-            </w:r>
-          </w:p>
-        </w:tc>
-        <w:tc>
-          <w:tcPr>
-            <w:tcW w:type="dxa" w:w="1531"/>
-          </w:tcPr>
-          <w:p>
-            <w:r>
-              <w:rPr>
-                <w:b/>
-                <w:i w:val="0"/>
-                <w:color w:val="16A34A"/>
-                <w:sz w:val="16"/>
-              </w:rPr>
-              <w:t>s00q27, s01q03a, s01q03b, s01q03c, s01q00b</w:t>
-            </w:r>
-          </w:p>
-        </w:tc>
-        <w:tc>
-          <w:tcPr>
-            <w:tcW w:type="dxa" w:w="1191"/>
-          </w:tcPr>
-          <w:p>
-            <w:r>
-              <w:rPr>
-                <w:b w:val="0"/>
-                <w:i w:val="0"/>
-                <w:color w:val="64748B"/>
-                <w:sz w:val="16"/>
-              </w:rPr>
-              <w:t>GT-CQ</w:t>
-            </w:r>
-          </w:p>
-        </w:tc>
-        <w:tc>
-          <w:tcPr>
-            <w:tcW w:type="dxa" w:w="4706"/>
-          </w:tcPr>
-          <w:p>
-            <w:r>
-              <w:rPr>
-                <w:b w:val="0"/>
-                <w:i w:val="0"/>
-                <w:sz w:val="17"/>
-              </w:rPr>
-              <w:t>Les informations sur l'acte de naissance (ni Jours, ni mois et ni années) de  KHADY DIALLO  manquent, s'il vous plait pouvez-vous fournir d'effort pour avoir ces informations.</w:t>
-            </w:r>
-          </w:p>
-        </w:tc>
-      </w:tr>
-      <w:tr>
-        <w:tc>
-          <w:tcPr>
-            <w:tcW w:type="dxa" w:w="964"/>
-          </w:tcPr>
-          <w:p>
-            <w:r>
-              <w:rPr>
-                <w:b/>
-                <w:i w:val="0"/>
-                <w:color w:val="EA580C"/>
-                <w:sz w:val="16"/>
-              </w:rPr>
-              <w:t>Moyenne</w:t>
-            </w:r>
-          </w:p>
-        </w:tc>
-        <w:tc>
-          <w:tcPr>
-            <w:tcW w:type="dxa" w:w="1247"/>
-          </w:tcPr>
-          <w:p>
-            <w:r>
-              <w:rPr>
-                <w:b/>
-                <w:i w:val="0"/>
-                <w:sz w:val="16"/>
-              </w:rPr>
-              <w:t>S01</w:t>
-              <w:br/>
-            </w:r>
-            <w:r>
-              <w:rPr>
-                <w:b w:val="0"/>
-                <w:i w:val="0"/>
-                <w:color w:val="64748B"/>
-                <w:sz w:val="14"/>
-              </w:rPr>
-              <w:t>Démographie</w:t>
-            </w:r>
-          </w:p>
-        </w:tc>
-        <w:tc>
-          <w:tcPr>
-            <w:tcW w:type="dxa" w:w="1531"/>
-          </w:tcPr>
-          <w:p>
-            <w:r>
-              <w:rPr>
-                <w:b/>
-                <w:i w:val="0"/>
-                <w:color w:val="16A34A"/>
-                <w:sz w:val="16"/>
-              </w:rPr>
-              <w:t>s00q27, s01q03a, s01q03b, s01q03c, s01q00b</w:t>
-            </w:r>
-          </w:p>
-        </w:tc>
-        <w:tc>
-          <w:tcPr>
-            <w:tcW w:type="dxa" w:w="1191"/>
-          </w:tcPr>
-          <w:p>
-            <w:r>
-              <w:rPr>
-                <w:b w:val="0"/>
-                <w:i w:val="0"/>
-                <w:color w:val="64748B"/>
-                <w:sz w:val="16"/>
-              </w:rPr>
-              <w:t>GT-CQ</w:t>
-            </w:r>
-          </w:p>
-        </w:tc>
-        <w:tc>
-          <w:tcPr>
-            <w:tcW w:type="dxa" w:w="4706"/>
-          </w:tcPr>
-          <w:p>
-            <w:r>
-              <w:rPr>
-                <w:b w:val="0"/>
-                <w:i w:val="0"/>
-                <w:sz w:val="17"/>
-              </w:rPr>
-              <w:t>Les informations sur l'acte de naissance (ni Jours, ni mois et ni années) de  MAMADOU DIALLO  manquent, s'il vous plait pouvez-vous fournir d'effort pour avoir ces informations.</w:t>
-            </w:r>
-          </w:p>
-        </w:tc>
-      </w:tr>
-      <w:tr>
-        <w:tc>
-          <w:tcPr>
-            <w:tcW w:type="dxa" w:w="964"/>
-          </w:tcPr>
-          <w:p>
-            <w:r>
-              <w:rPr>
-                <w:b/>
-                <w:i w:val="0"/>
-                <w:color w:val="EA580C"/>
-                <w:sz w:val="16"/>
-              </w:rPr>
-              <w:t>Moyenne</w:t>
-            </w:r>
-          </w:p>
-        </w:tc>
-        <w:tc>
-          <w:tcPr>
-            <w:tcW w:type="dxa" w:w="1247"/>
-          </w:tcPr>
-          <w:p>
-            <w:r>
-              <w:rPr>
-                <w:b/>
-                <w:i w:val="0"/>
-                <w:sz w:val="16"/>
-              </w:rPr>
-              <w:t>S01</w:t>
-              <w:br/>
-            </w:r>
-            <w:r>
-              <w:rPr>
-                <w:b w:val="0"/>
-                <w:i w:val="0"/>
-                <w:color w:val="64748B"/>
-                <w:sz w:val="14"/>
-              </w:rPr>
-              <w:t>Démographie</w:t>
-            </w:r>
-          </w:p>
-        </w:tc>
-        <w:tc>
-          <w:tcPr>
-            <w:tcW w:type="dxa" w:w="1531"/>
-          </w:tcPr>
-          <w:p>
-            <w:r>
-              <w:rPr>
-                <w:b/>
-                <w:i w:val="0"/>
-                <w:color w:val="16A34A"/>
-                <w:sz w:val="16"/>
-              </w:rPr>
-              <w:t>—</w:t>
-            </w:r>
-          </w:p>
-        </w:tc>
-        <w:tc>
-          <w:tcPr>
-            <w:tcW w:type="dxa" w:w="1191"/>
-          </w:tcPr>
-          <w:p>
-            <w:r>
-              <w:rPr>
-                <w:b w:val="0"/>
-                <w:i w:val="0"/>
-                <w:color w:val="64748B"/>
-                <w:sz w:val="16"/>
-              </w:rPr>
-              <w:t>GT-CQ</w:t>
-            </w:r>
-          </w:p>
-        </w:tc>
-        <w:tc>
-          <w:tcPr>
-            <w:tcW w:type="dxa" w:w="4706"/>
-          </w:tcPr>
-          <w:p>
-            <w:r>
-              <w:rPr>
-                <w:b w:val="0"/>
-                <w:i w:val="0"/>
-                <w:sz w:val="17"/>
-              </w:rPr>
-              <w:t>Prière de verifier l'information donnée par MAMADOU DIALLO ou corriger au niveau de la section 1.</w:t>
-            </w:r>
-          </w:p>
-        </w:tc>
-      </w:tr>
-      <w:tr>
-        <w:tc>
-          <w:tcPr>
-            <w:tcW w:type="dxa" w:w="964"/>
-          </w:tcPr>
-          <w:p>
-            <w:r>
-              <w:rPr>
-                <w:b/>
-                <w:i w:val="0"/>
-                <w:color w:val="EA580C"/>
-                <w:sz w:val="16"/>
-              </w:rPr>
-              <w:t>Moyenne</w:t>
-            </w:r>
-          </w:p>
-        </w:tc>
-        <w:tc>
-          <w:tcPr>
-            <w:tcW w:type="dxa" w:w="1247"/>
-          </w:tcPr>
-          <w:p>
-            <w:r>
-              <w:rPr>
-                <w:b/>
-                <w:i w:val="0"/>
-                <w:sz w:val="16"/>
-              </w:rPr>
-              <w:t>S01</w:t>
-              <w:br/>
-            </w:r>
-            <w:r>
-              <w:rPr>
-                <w:b w:val="0"/>
-                <w:i w:val="0"/>
-                <w:color w:val="64748B"/>
-                <w:sz w:val="14"/>
-              </w:rPr>
-              <w:t>Démographie</w:t>
-            </w:r>
-          </w:p>
-        </w:tc>
-        <w:tc>
-          <w:tcPr>
-            <w:tcW w:type="dxa" w:w="1531"/>
-          </w:tcPr>
-          <w:p>
-            <w:r>
-              <w:rPr>
-                <w:b/>
-                <w:i w:val="0"/>
-                <w:color w:val="16A34A"/>
-                <w:sz w:val="16"/>
-              </w:rPr>
-              <w:t>s00q27, s01q03a, s01q03b, s01q03c, s01q00b</w:t>
-            </w:r>
-          </w:p>
-        </w:tc>
-        <w:tc>
-          <w:tcPr>
-            <w:tcW w:type="dxa" w:w="1191"/>
-          </w:tcPr>
-          <w:p>
-            <w:r>
-              <w:rPr>
-                <w:b w:val="0"/>
-                <w:i w:val="0"/>
-                <w:color w:val="64748B"/>
-                <w:sz w:val="16"/>
-              </w:rPr>
-              <w:t>GT-CQ</w:t>
-            </w:r>
-          </w:p>
-        </w:tc>
-        <w:tc>
-          <w:tcPr>
-            <w:tcW w:type="dxa" w:w="4706"/>
-          </w:tcPr>
-          <w:p>
-            <w:r>
-              <w:rPr>
-                <w:b w:val="0"/>
-                <w:i w:val="0"/>
-                <w:sz w:val="17"/>
-              </w:rPr>
-              <w:t>Les informations sur l'acte de naissance (ni Jours, ni mois et ni années) de  MARIAMA DIALLO  manquent, s'il vous plait pouvez-vous fournir d'effort pour avoir ces informations.</w:t>
-            </w:r>
-          </w:p>
-        </w:tc>
-      </w:tr>
-      <w:tr>
-        <w:tc>
-          <w:tcPr>
-            <w:tcW w:type="dxa" w:w="964"/>
-          </w:tcPr>
-          <w:p>
-            <w:r>
-              <w:rPr>
-                <w:b/>
-                <w:i w:val="0"/>
-                <w:color w:val="EA580C"/>
-                <w:sz w:val="16"/>
-              </w:rPr>
-              <w:t>Moyenne</w:t>
-            </w:r>
-          </w:p>
-        </w:tc>
-        <w:tc>
-          <w:tcPr>
-            <w:tcW w:type="dxa" w:w="1247"/>
-          </w:tcPr>
-          <w:p>
-            <w:r>
-              <w:rPr>
-                <w:b/>
-                <w:i w:val="0"/>
-                <w:sz w:val="16"/>
-              </w:rPr>
-              <w:t>S01</w:t>
-              <w:br/>
-            </w:r>
-            <w:r>
-              <w:rPr>
-                <w:b w:val="0"/>
-                <w:i w:val="0"/>
-                <w:color w:val="64748B"/>
-                <w:sz w:val="14"/>
-              </w:rPr>
-              <w:t>Démographie</w:t>
-            </w:r>
-          </w:p>
-        </w:tc>
-        <w:tc>
-          <w:tcPr>
-            <w:tcW w:type="dxa" w:w="1531"/>
-          </w:tcPr>
-          <w:p>
-            <w:r>
-              <w:rPr>
-                <w:b/>
-                <w:i w:val="0"/>
-                <w:color w:val="16A34A"/>
-                <w:sz w:val="16"/>
-              </w:rPr>
-              <w:t>—</w:t>
-            </w:r>
-          </w:p>
-        </w:tc>
-        <w:tc>
-          <w:tcPr>
-            <w:tcW w:type="dxa" w:w="1191"/>
-          </w:tcPr>
-          <w:p>
-            <w:r>
-              <w:rPr>
-                <w:b w:val="0"/>
-                <w:i w:val="0"/>
-                <w:color w:val="64748B"/>
-                <w:sz w:val="16"/>
-              </w:rPr>
-              <w:t>GT-CQ</w:t>
-            </w:r>
-          </w:p>
-        </w:tc>
-        <w:tc>
-          <w:tcPr>
-            <w:tcW w:type="dxa" w:w="4706"/>
-          </w:tcPr>
-          <w:p>
-            <w:r>
-              <w:rPr>
-                <w:b w:val="0"/>
-                <w:i w:val="0"/>
-                <w:sz w:val="17"/>
-              </w:rPr>
-              <w:t>Prière de verifier l'information donnée par MARIAMA DIALLO ou corriger au niveau de la section 1.</w:t>
-            </w:r>
-          </w:p>
-        </w:tc>
-      </w:tr>
-      <w:tr>
-        <w:tc>
-          <w:tcPr>
-            <w:tcW w:type="dxa" w:w="964"/>
-          </w:tcPr>
-          <w:p>
-            <w:r>
-              <w:rPr>
-                <w:b/>
-                <w:i w:val="0"/>
-                <w:color w:val="EA580C"/>
-                <w:sz w:val="16"/>
-              </w:rPr>
-              <w:t>Moyenne</w:t>
-            </w:r>
-          </w:p>
-        </w:tc>
-        <w:tc>
-          <w:tcPr>
-            <w:tcW w:type="dxa" w:w="1247"/>
-          </w:tcPr>
-          <w:p>
-            <w:r>
-              <w:rPr>
-                <w:b/>
-                <w:i w:val="0"/>
-                <w:sz w:val="16"/>
-              </w:rPr>
-              <w:t>S01</w:t>
-              <w:br/>
-            </w:r>
-            <w:r>
-              <w:rPr>
-                <w:b w:val="0"/>
-                <w:i w:val="0"/>
-                <w:color w:val="64748B"/>
-                <w:sz w:val="14"/>
-              </w:rPr>
-              <w:t>Démographie</w:t>
-            </w:r>
-          </w:p>
-        </w:tc>
-        <w:tc>
-          <w:tcPr>
-            <w:tcW w:type="dxa" w:w="1531"/>
-          </w:tcPr>
-          <w:p>
-            <w:r>
-              <w:rPr>
-                <w:b/>
-                <w:i w:val="0"/>
-                <w:color w:val="16A34A"/>
-                <w:sz w:val="16"/>
-              </w:rPr>
-              <w:t>s00q27, s01q03a, s01q03b, s01q03c, s01q00b</w:t>
-            </w:r>
-          </w:p>
-        </w:tc>
-        <w:tc>
-          <w:tcPr>
-            <w:tcW w:type="dxa" w:w="1191"/>
-          </w:tcPr>
-          <w:p>
-            <w:r>
-              <w:rPr>
-                <w:b w:val="0"/>
-                <w:i w:val="0"/>
-                <w:color w:val="64748B"/>
-                <w:sz w:val="16"/>
-              </w:rPr>
-              <w:t>GT-CQ</w:t>
-            </w:r>
-          </w:p>
-        </w:tc>
-        <w:tc>
-          <w:tcPr>
-            <w:tcW w:type="dxa" w:w="4706"/>
-          </w:tcPr>
-          <w:p>
-            <w:r>
-              <w:rPr>
-                <w:b w:val="0"/>
-                <w:i w:val="0"/>
-                <w:sz w:val="17"/>
-              </w:rPr>
-              <w:t>Les informations sur l'acte de naissance (ni Jours, ni mois et ni années) de  SALY DIALLO  manquent, s'il vous plait pouvez-vous fournir d'effort pour avoir ces informations.</w:t>
-            </w:r>
-          </w:p>
-        </w:tc>
-      </w:tr>
-      <w:tr>
-        <w:tc>
-          <w:tcPr>
-            <w:tcW w:type="dxa" w:w="964"/>
-          </w:tcPr>
-          <w:p>
-            <w:r>
-              <w:rPr>
-                <w:b/>
-                <w:i w:val="0"/>
-                <w:color w:val="EA580C"/>
-                <w:sz w:val="16"/>
-              </w:rPr>
-              <w:t>Moyenne</w:t>
-            </w:r>
-          </w:p>
-        </w:tc>
-        <w:tc>
-          <w:tcPr>
-            <w:tcW w:type="dxa" w:w="1247"/>
-          </w:tcPr>
-          <w:p>
-            <w:r>
-              <w:rPr>
-                <w:b/>
-                <w:i w:val="0"/>
-                <w:sz w:val="16"/>
-              </w:rPr>
-              <w:t>S02</w:t>
-              <w:br/>
-            </w:r>
-            <w:r>
-              <w:rPr>
-                <w:b w:val="0"/>
-                <w:i w:val="0"/>
-                <w:color w:val="64748B"/>
-                <w:sz w:val="14"/>
-              </w:rPr>
-              <w:t>Éducation</w:t>
-            </w:r>
-          </w:p>
-        </w:tc>
-        <w:tc>
-          <w:tcPr>
-            <w:tcW w:type="dxa" w:w="1531"/>
-          </w:tcPr>
-          <w:p>
-            <w:r>
-              <w:rPr>
-                <w:b/>
-                <w:i w:val="0"/>
-                <w:color w:val="16A34A"/>
-                <w:sz w:val="16"/>
-              </w:rPr>
-              <w:t>—</w:t>
-            </w:r>
-          </w:p>
-        </w:tc>
-        <w:tc>
-          <w:tcPr>
-            <w:tcW w:type="dxa" w:w="1191"/>
-          </w:tcPr>
-          <w:p>
-            <w:r>
-              <w:rPr>
-                <w:b w:val="0"/>
-                <w:i w:val="0"/>
-                <w:color w:val="64748B"/>
-                <w:sz w:val="16"/>
-              </w:rPr>
-              <w:t>GT-CQ</w:t>
-            </w:r>
-          </w:p>
-        </w:tc>
-        <w:tc>
-          <w:tcPr>
-            <w:tcW w:type="dxa" w:w="4706"/>
-          </w:tcPr>
-          <w:p>
-            <w:r>
-              <w:rPr>
-                <w:b w:val="0"/>
-                <w:i w:val="0"/>
-                <w:sz w:val="17"/>
-              </w:rPr>
-              <w:t>veuillez, s'il vous plait, confirmer les frais de scolarité ( 1000 FCFA) payée de MARIAMA DIALLO avec le QG ou apporter les corrections nécessaires.</w:t>
-            </w:r>
-          </w:p>
-        </w:tc>
-      </w:tr>
-      <w:tr>
-        <w:tc>
-          <w:tcPr>
-            <w:tcW w:type="dxa" w:w="964"/>
-          </w:tcPr>
-          <w:p>
-            <w:r>
-              <w:rPr>
-                <w:b/>
-                <w:i w:val="0"/>
-                <w:color w:val="EA580C"/>
-                <w:sz w:val="16"/>
-              </w:rPr>
-              <w:t>Moyenne</w:t>
-            </w:r>
-          </w:p>
-        </w:tc>
-        <w:tc>
-          <w:tcPr>
-            <w:tcW w:type="dxa" w:w="1247"/>
-          </w:tcPr>
-          <w:p>
-            <w:r>
-              <w:rPr>
-                <w:b/>
-                <w:i w:val="0"/>
-                <w:sz w:val="16"/>
-              </w:rPr>
-              <w:t>S02</w:t>
-              <w:br/>
-            </w:r>
-            <w:r>
-              <w:rPr>
-                <w:b w:val="0"/>
-                <w:i w:val="0"/>
-                <w:color w:val="64748B"/>
-                <w:sz w:val="14"/>
-              </w:rPr>
-              <w:t>Éducation</w:t>
-            </w:r>
-          </w:p>
-        </w:tc>
-        <w:tc>
-          <w:tcPr>
-            <w:tcW w:type="dxa" w:w="1531"/>
-          </w:tcPr>
-          <w:p>
-            <w:r>
-              <w:rPr>
-                <w:b/>
-                <w:i w:val="0"/>
-                <w:color w:val="16A34A"/>
-                <w:sz w:val="16"/>
-              </w:rPr>
-              <w:t>—</w:t>
-            </w:r>
-          </w:p>
-        </w:tc>
-        <w:tc>
-          <w:tcPr>
-            <w:tcW w:type="dxa" w:w="1191"/>
-          </w:tcPr>
-          <w:p>
-            <w:r>
-              <w:rPr>
-                <w:b w:val="0"/>
-                <w:i w:val="0"/>
-                <w:color w:val="64748B"/>
-                <w:sz w:val="16"/>
-              </w:rPr>
-              <w:t>GT-CQ</w:t>
-            </w:r>
-          </w:p>
-        </w:tc>
-        <w:tc>
-          <w:tcPr>
-            <w:tcW w:type="dxa" w:w="4706"/>
-          </w:tcPr>
-          <w:p>
-            <w:r>
-              <w:rPr>
-                <w:b w:val="0"/>
-                <w:i w:val="0"/>
-                <w:sz w:val="17"/>
-              </w:rPr>
-              <w:t>veuillez, s'il vous plait, confirmer les frais de scolarité ( 5400 FCFA) payée de FATOU BA avec le QG ou apporter les corrections nécessaires.</w:t>
-            </w:r>
-          </w:p>
-        </w:tc>
-      </w:tr>
-      <w:tr>
-        <w:tc>
-          <w:tcPr>
-            <w:tcW w:type="dxa" w:w="964"/>
-          </w:tcPr>
-          <w:p>
-            <w:r>
-              <w:rPr>
-                <w:b/>
-                <w:i w:val="0"/>
-                <w:color w:val="EA580C"/>
-                <w:sz w:val="16"/>
-              </w:rPr>
-              <w:t>Moyenne</w:t>
-            </w:r>
-          </w:p>
-        </w:tc>
-        <w:tc>
-          <w:tcPr>
-            <w:tcW w:type="dxa" w:w="1247"/>
-          </w:tcPr>
-          <w:p>
-            <w:r>
-              <w:rPr>
-                <w:b/>
-                <w:i w:val="0"/>
-                <w:sz w:val="16"/>
-              </w:rPr>
-              <w:t>S02</w:t>
-              <w:br/>
-            </w:r>
-            <w:r>
-              <w:rPr>
-                <w:b w:val="0"/>
-                <w:i w:val="0"/>
-                <w:color w:val="64748B"/>
-                <w:sz w:val="14"/>
-              </w:rPr>
-              <w:t>Éducation</w:t>
-            </w:r>
-          </w:p>
-        </w:tc>
-        <w:tc>
-          <w:tcPr>
-            <w:tcW w:type="dxa" w:w="1531"/>
-          </w:tcPr>
-          <w:p>
-            <w:r>
-              <w:rPr>
-                <w:b/>
-                <w:i w:val="0"/>
-                <w:color w:val="16A34A"/>
-                <w:sz w:val="16"/>
-              </w:rPr>
-              <w:t>—</w:t>
-            </w:r>
-          </w:p>
-        </w:tc>
-        <w:tc>
-          <w:tcPr>
-            <w:tcW w:type="dxa" w:w="1191"/>
-          </w:tcPr>
-          <w:p>
-            <w:r>
-              <w:rPr>
-                <w:b w:val="0"/>
-                <w:i w:val="0"/>
-                <w:color w:val="64748B"/>
-                <w:sz w:val="16"/>
-              </w:rPr>
-              <w:t>GT-CQ</w:t>
-            </w:r>
-          </w:p>
-        </w:tc>
-        <w:tc>
-          <w:tcPr>
-            <w:tcW w:type="dxa" w:w="4706"/>
-          </w:tcPr>
-          <w:p>
-            <w:r>
-              <w:rPr>
-                <w:b w:val="0"/>
-                <w:i w:val="0"/>
-                <w:sz w:val="17"/>
-              </w:rPr>
-              <w:t>veuillez, s'il vous plait, confirmer les frais de scolarité ( 1000 FCFA) payée de AMY DIALLO avec le QG ou apporter les corrections nécessaires.</w:t>
-            </w:r>
-          </w:p>
-        </w:tc>
-      </w:tr>
-      <w:tr>
-        <w:tc>
-          <w:tcPr>
-            <w:tcW w:type="dxa" w:w="964"/>
-          </w:tcPr>
-          <w:p>
-            <w:r>
-              <w:rPr>
-                <w:b/>
-                <w:i w:val="0"/>
-                <w:color w:val="EA580C"/>
-                <w:sz w:val="16"/>
-              </w:rPr>
-              <w:t>Moyenne</w:t>
-            </w:r>
-          </w:p>
-        </w:tc>
-        <w:tc>
-          <w:tcPr>
-            <w:tcW w:type="dxa" w:w="1247"/>
-          </w:tcPr>
-          <w:p>
-            <w:r>
-              <w:rPr>
-                <w:b/>
-                <w:i w:val="0"/>
-                <w:sz w:val="16"/>
-              </w:rPr>
-              <w:t>S02</w:t>
-              <w:br/>
-            </w:r>
-            <w:r>
-              <w:rPr>
-                <w:b w:val="0"/>
-                <w:i w:val="0"/>
-                <w:color w:val="64748B"/>
-                <w:sz w:val="14"/>
-              </w:rPr>
-              <w:t>Éducation</w:t>
-            </w:r>
-          </w:p>
-        </w:tc>
-        <w:tc>
-          <w:tcPr>
-            <w:tcW w:type="dxa" w:w="1531"/>
-          </w:tcPr>
-          <w:p>
-            <w:r>
-              <w:rPr>
-                <w:b/>
-                <w:i w:val="0"/>
-                <w:color w:val="16A34A"/>
-                <w:sz w:val="16"/>
-              </w:rPr>
-              <w:t>—</w:t>
-            </w:r>
-          </w:p>
-        </w:tc>
-        <w:tc>
-          <w:tcPr>
-            <w:tcW w:type="dxa" w:w="1191"/>
-          </w:tcPr>
-          <w:p>
-            <w:r>
-              <w:rPr>
-                <w:b w:val="0"/>
-                <w:i w:val="0"/>
-                <w:color w:val="64748B"/>
-                <w:sz w:val="16"/>
-              </w:rPr>
-              <w:t>GT-CQ</w:t>
-            </w:r>
-          </w:p>
-        </w:tc>
-        <w:tc>
-          <w:tcPr>
-            <w:tcW w:type="dxa" w:w="4706"/>
-          </w:tcPr>
-          <w:p>
-            <w:r>
-              <w:rPr>
-                <w:b w:val="0"/>
-                <w:i w:val="0"/>
-                <w:sz w:val="17"/>
-              </w:rPr>
-              <w:t>Prière de vous adresser à ABLAYE DIALLO pour avoir l'année exacte.</w:t>
-            </w:r>
-          </w:p>
-        </w:tc>
-      </w:tr>
-      <w:tr>
-        <w:tc>
-          <w:tcPr>
-            <w:tcW w:type="dxa" w:w="964"/>
-          </w:tcPr>
-          <w:p>
-            <w:r>
-              <w:rPr>
-                <w:b/>
-                <w:i w:val="0"/>
-                <w:color w:val="EA580C"/>
-                <w:sz w:val="16"/>
-              </w:rPr>
-              <w:t>Moyenne</w:t>
-            </w:r>
-          </w:p>
-        </w:tc>
-        <w:tc>
-          <w:tcPr>
-            <w:tcW w:type="dxa" w:w="1247"/>
-          </w:tcPr>
-          <w:p>
-            <w:r>
-              <w:rPr>
-                <w:b/>
-                <w:i w:val="0"/>
-                <w:sz w:val="16"/>
-              </w:rPr>
-              <w:t>S02</w:t>
-              <w:br/>
-            </w:r>
-            <w:r>
-              <w:rPr>
-                <w:b w:val="0"/>
-                <w:i w:val="0"/>
-                <w:color w:val="64748B"/>
-                <w:sz w:val="14"/>
-              </w:rPr>
-              <w:t>Éducation</w:t>
-            </w:r>
-          </w:p>
-        </w:tc>
-        <w:tc>
-          <w:tcPr>
-            <w:tcW w:type="dxa" w:w="1531"/>
-          </w:tcPr>
-          <w:p>
-            <w:r>
-              <w:rPr>
-                <w:b/>
-                <w:i w:val="0"/>
-                <w:color w:val="16A34A"/>
-                <w:sz w:val="16"/>
-              </w:rPr>
-              <w:t>—</w:t>
-            </w:r>
-          </w:p>
-        </w:tc>
-        <w:tc>
-          <w:tcPr>
-            <w:tcW w:type="dxa" w:w="1191"/>
-          </w:tcPr>
-          <w:p>
-            <w:r>
-              <w:rPr>
-                <w:b w:val="0"/>
-                <w:i w:val="0"/>
-                <w:color w:val="64748B"/>
-                <w:sz w:val="16"/>
-              </w:rPr>
-              <w:t>GT-CQ</w:t>
-            </w:r>
-          </w:p>
-        </w:tc>
-        <w:tc>
-          <w:tcPr>
-            <w:tcW w:type="dxa" w:w="4706"/>
-          </w:tcPr>
-          <w:p>
-            <w:r>
-              <w:rPr>
-                <w:b w:val="0"/>
-                <w:i w:val="0"/>
-                <w:sz w:val="17"/>
-              </w:rPr>
-              <w:t>Merci de bien vouloir changé 2.04 en OUI et renseigné toutes les autres informations qui concerne CHEIKH DIALLO .</w:t>
-            </w:r>
-          </w:p>
-        </w:tc>
-      </w:tr>
-      <w:tr>
-        <w:tc>
-          <w:tcPr>
-            <w:tcW w:type="dxa" w:w="964"/>
-          </w:tcPr>
-          <w:p>
-            <w:r>
-              <w:rPr>
-                <w:b/>
-                <w:i w:val="0"/>
-                <w:color w:val="EA580C"/>
-                <w:sz w:val="16"/>
-              </w:rPr>
-              <w:t>Moyenne</w:t>
-            </w:r>
-          </w:p>
-        </w:tc>
-        <w:tc>
-          <w:tcPr>
-            <w:tcW w:type="dxa" w:w="1247"/>
-          </w:tcPr>
-          <w:p>
-            <w:r>
-              <w:rPr>
-                <w:b/>
-                <w:i w:val="0"/>
-                <w:sz w:val="16"/>
-              </w:rPr>
-              <w:t>S02</w:t>
-              <w:br/>
-            </w:r>
-            <w:r>
-              <w:rPr>
-                <w:b w:val="0"/>
-                <w:i w:val="0"/>
-                <w:color w:val="64748B"/>
-                <w:sz w:val="14"/>
-              </w:rPr>
-              <w:t>Éducation</w:t>
-            </w:r>
-          </w:p>
-        </w:tc>
-        <w:tc>
-          <w:tcPr>
-            <w:tcW w:type="dxa" w:w="1531"/>
-          </w:tcPr>
-          <w:p>
-            <w:r>
-              <w:rPr>
-                <w:b/>
-                <w:i w:val="0"/>
-                <w:color w:val="16A34A"/>
-                <w:sz w:val="16"/>
-              </w:rPr>
-              <w:t>—</w:t>
-            </w:r>
-          </w:p>
-        </w:tc>
-        <w:tc>
-          <w:tcPr>
-            <w:tcW w:type="dxa" w:w="1191"/>
-          </w:tcPr>
-          <w:p>
-            <w:r>
-              <w:rPr>
-                <w:b w:val="0"/>
-                <w:i w:val="0"/>
-                <w:color w:val="64748B"/>
-                <w:sz w:val="16"/>
-              </w:rPr>
-              <w:t>GT-CQ</w:t>
-            </w:r>
-          </w:p>
-        </w:tc>
-        <w:tc>
-          <w:tcPr>
-            <w:tcW w:type="dxa" w:w="4706"/>
-          </w:tcPr>
-          <w:p>
-            <w:r>
-              <w:rPr>
-                <w:b w:val="0"/>
-                <w:i w:val="0"/>
-                <w:sz w:val="17"/>
-              </w:rPr>
-              <w:t>Merci de bien vouloir changé 2.04 en OUI et renseigné toutes les autres informations qui concerne DAOUDA DIALLO .</w:t>
-            </w:r>
-          </w:p>
-        </w:tc>
-      </w:tr>
-      <w:tr>
-        <w:tc>
-          <w:tcPr>
-            <w:tcW w:type="dxa" w:w="964"/>
-          </w:tcPr>
-          <w:p>
-            <w:r>
-              <w:rPr>
-                <w:b/>
-                <w:i w:val="0"/>
-                <w:color w:val="EA580C"/>
-                <w:sz w:val="16"/>
-              </w:rPr>
-              <w:t>Moyenne</w:t>
-            </w:r>
-          </w:p>
-        </w:tc>
-        <w:tc>
-          <w:tcPr>
-            <w:tcW w:type="dxa" w:w="1247"/>
-          </w:tcPr>
-          <w:p>
-            <w:r>
-              <w:rPr>
-                <w:b/>
-                <w:i w:val="0"/>
-                <w:sz w:val="16"/>
-              </w:rPr>
-              <w:t>S02</w:t>
-              <w:br/>
-            </w:r>
-            <w:r>
-              <w:rPr>
-                <w:b w:val="0"/>
-                <w:i w:val="0"/>
-                <w:color w:val="64748B"/>
-                <w:sz w:val="14"/>
-              </w:rPr>
-              <w:t>Éducation</w:t>
-            </w:r>
-          </w:p>
-        </w:tc>
-        <w:tc>
-          <w:tcPr>
-            <w:tcW w:type="dxa" w:w="1531"/>
-          </w:tcPr>
-          <w:p>
-            <w:r>
-              <w:rPr>
-                <w:b/>
-                <w:i w:val="0"/>
-                <w:color w:val="16A34A"/>
-                <w:sz w:val="16"/>
-              </w:rPr>
-              <w:t>—</w:t>
-            </w:r>
-          </w:p>
-        </w:tc>
-        <w:tc>
-          <w:tcPr>
-            <w:tcW w:type="dxa" w:w="1191"/>
-          </w:tcPr>
-          <w:p>
-            <w:r>
-              <w:rPr>
-                <w:b w:val="0"/>
-                <w:i w:val="0"/>
-                <w:color w:val="64748B"/>
-                <w:sz w:val="16"/>
-              </w:rPr>
-              <w:t>GT-CQ</w:t>
-            </w:r>
-          </w:p>
-        </w:tc>
-        <w:tc>
-          <w:tcPr>
-            <w:tcW w:type="dxa" w:w="4706"/>
-          </w:tcPr>
-          <w:p>
-            <w:r>
-              <w:rPr>
-                <w:b w:val="0"/>
-                <w:i w:val="0"/>
-                <w:sz w:val="17"/>
-              </w:rPr>
-              <w:t>Merci de bien vouloir changé 2.04 en OUI et renseigné toutes les autres informations qui concerne DIOUMA SOW .</w:t>
-            </w:r>
-          </w:p>
-        </w:tc>
-      </w:tr>
-      <w:tr>
-        <w:tc>
-          <w:tcPr>
-            <w:tcW w:type="dxa" w:w="964"/>
-          </w:tcPr>
-          <w:p>
-            <w:r>
-              <w:rPr>
-                <w:b/>
-                <w:i w:val="0"/>
-                <w:color w:val="EA580C"/>
-                <w:sz w:val="16"/>
-              </w:rPr>
-              <w:t>Moyenne</w:t>
-            </w:r>
-          </w:p>
-        </w:tc>
-        <w:tc>
-          <w:tcPr>
-            <w:tcW w:type="dxa" w:w="1247"/>
-          </w:tcPr>
-          <w:p>
-            <w:r>
-              <w:rPr>
-                <w:b/>
-                <w:i w:val="0"/>
-                <w:sz w:val="16"/>
-              </w:rPr>
-              <w:t>S02</w:t>
-              <w:br/>
-            </w:r>
-            <w:r>
-              <w:rPr>
-                <w:b w:val="0"/>
-                <w:i w:val="0"/>
-                <w:color w:val="64748B"/>
-                <w:sz w:val="14"/>
-              </w:rPr>
-              <w:t>Éducation</w:t>
-            </w:r>
-          </w:p>
-        </w:tc>
-        <w:tc>
-          <w:tcPr>
-            <w:tcW w:type="dxa" w:w="1531"/>
-          </w:tcPr>
-          <w:p>
-            <w:r>
-              <w:rPr>
-                <w:b/>
-                <w:i w:val="0"/>
-                <w:color w:val="16A34A"/>
-                <w:sz w:val="16"/>
-              </w:rPr>
-              <w:t>—</w:t>
-            </w:r>
-          </w:p>
-        </w:tc>
-        <w:tc>
-          <w:tcPr>
-            <w:tcW w:type="dxa" w:w="1191"/>
-          </w:tcPr>
-          <w:p>
-            <w:r>
-              <w:rPr>
-                <w:b w:val="0"/>
-                <w:i w:val="0"/>
-                <w:color w:val="64748B"/>
-                <w:sz w:val="16"/>
-              </w:rPr>
-              <w:t>GT-CQ</w:t>
-            </w:r>
-          </w:p>
-        </w:tc>
-        <w:tc>
-          <w:tcPr>
-            <w:tcW w:type="dxa" w:w="4706"/>
-          </w:tcPr>
-          <w:p>
-            <w:r>
-              <w:rPr>
-                <w:b w:val="0"/>
-                <w:i w:val="0"/>
-                <w:sz w:val="17"/>
-              </w:rPr>
-              <w:t>Merci de bien vouloir changé 2.04 en OUI et renseigné toutes les autres informations qui concerne FATOU SOW .</w:t>
-            </w:r>
-          </w:p>
-        </w:tc>
-      </w:tr>
-      <w:tr>
-        <w:tc>
-          <w:tcPr>
-            <w:tcW w:type="dxa" w:w="964"/>
-          </w:tcPr>
-          <w:p>
-            <w:r>
-              <w:rPr>
-                <w:b/>
-                <w:i w:val="0"/>
-                <w:color w:val="EA580C"/>
-                <w:sz w:val="16"/>
-              </w:rPr>
-              <w:t>Moyenne</w:t>
-            </w:r>
-          </w:p>
-        </w:tc>
-        <w:tc>
-          <w:tcPr>
-            <w:tcW w:type="dxa" w:w="1247"/>
-          </w:tcPr>
-          <w:p>
-            <w:r>
-              <w:rPr>
-                <w:b/>
-                <w:i w:val="0"/>
-                <w:sz w:val="16"/>
-              </w:rPr>
-              <w:t>S02</w:t>
-              <w:br/>
-            </w:r>
-            <w:r>
-              <w:rPr>
-                <w:b w:val="0"/>
-                <w:i w:val="0"/>
-                <w:color w:val="64748B"/>
-                <w:sz w:val="14"/>
-              </w:rPr>
-              <w:t>Éducation</w:t>
-            </w:r>
-          </w:p>
-        </w:tc>
-        <w:tc>
-          <w:tcPr>
-            <w:tcW w:type="dxa" w:w="1531"/>
-          </w:tcPr>
-          <w:p>
-            <w:r>
-              <w:rPr>
-                <w:b/>
-                <w:i w:val="0"/>
-                <w:color w:val="16A34A"/>
-                <w:sz w:val="16"/>
-              </w:rPr>
-              <w:t>—</w:t>
-            </w:r>
-          </w:p>
-        </w:tc>
-        <w:tc>
-          <w:tcPr>
-            <w:tcW w:type="dxa" w:w="1191"/>
-          </w:tcPr>
-          <w:p>
-            <w:r>
-              <w:rPr>
-                <w:b w:val="0"/>
-                <w:i w:val="0"/>
-                <w:color w:val="64748B"/>
-                <w:sz w:val="16"/>
-              </w:rPr>
-              <w:t>GT-CQ</w:t>
-            </w:r>
-          </w:p>
-        </w:tc>
-        <w:tc>
-          <w:tcPr>
-            <w:tcW w:type="dxa" w:w="4706"/>
-          </w:tcPr>
-          <w:p>
-            <w:r>
-              <w:rPr>
-                <w:b w:val="0"/>
-                <w:i w:val="0"/>
-                <w:sz w:val="17"/>
-              </w:rPr>
-              <w:t>Merci de bien vouloir changé 2.04 en OUI et renseigné toutes les autres informations qui concerne KHADY DIALLO .</w:t>
-            </w:r>
-          </w:p>
-        </w:tc>
-      </w:tr>
-      <w:tr>
-        <w:tc>
-          <w:tcPr>
-            <w:tcW w:type="dxa" w:w="964"/>
-          </w:tcPr>
-          <w:p>
-            <w:r>
-              <w:rPr>
-                <w:b/>
-                <w:i w:val="0"/>
-                <w:color w:val="EA580C"/>
-                <w:sz w:val="16"/>
-              </w:rPr>
-              <w:t>Moyenne</w:t>
-            </w:r>
-          </w:p>
-        </w:tc>
-        <w:tc>
-          <w:tcPr>
-            <w:tcW w:type="dxa" w:w="1247"/>
-          </w:tcPr>
-          <w:p>
-            <w:r>
-              <w:rPr>
-                <w:b/>
-                <w:i w:val="0"/>
-                <w:sz w:val="16"/>
-              </w:rPr>
-              <w:t>S03</w:t>
-              <w:br/>
-            </w:r>
-            <w:r>
-              <w:rPr>
-                <w:b w:val="0"/>
-                <w:i w:val="0"/>
-                <w:color w:val="64748B"/>
-                <w:sz w:val="14"/>
-              </w:rPr>
-              <w:t>Santé</w:t>
-            </w:r>
-          </w:p>
-        </w:tc>
-        <w:tc>
-          <w:tcPr>
-            <w:tcW w:type="dxa" w:w="1531"/>
-          </w:tcPr>
-          <w:p>
-            <w:r>
-              <w:rPr>
-                <w:b/>
-                <w:i w:val="0"/>
-                <w:color w:val="16A34A"/>
-                <w:sz w:val="16"/>
-              </w:rPr>
-              <w:t>s01q02, s01q12, s01q13, s02q03__2, s03q01, s01q00b</w:t>
-            </w:r>
-          </w:p>
-        </w:tc>
-        <w:tc>
-          <w:tcPr>
-            <w:tcW w:type="dxa" w:w="1191"/>
-          </w:tcPr>
-          <w:p>
-            <w:r>
-              <w:rPr>
-                <w:b w:val="0"/>
-                <w:i w:val="0"/>
-                <w:color w:val="64748B"/>
-                <w:sz w:val="16"/>
-              </w:rPr>
-              <w:t>GT-CQ</w:t>
-            </w:r>
-          </w:p>
-        </w:tc>
-        <w:tc>
-          <w:tcPr>
-            <w:tcW w:type="dxa" w:w="4706"/>
-          </w:tcPr>
-          <w:p>
-            <w:r>
-              <w:rPr>
-                <w:b w:val="0"/>
-                <w:i w:val="0"/>
-                <w:sz w:val="17"/>
-              </w:rPr>
-              <w:t>La section n'est pas renseignée pour BODIEL SOW, prière de la renseigner.</w:t>
+              <w:t>La section n'est pas renseignée pour GORGUI DIALLO, prière de la renseigner.</w:t>
             </w:r>
           </w:p>
         </w:tc>
